--- a/00-首页/题组Word/专项卷/二分册/专项卷III-教师版.docx
+++ b/00-首页/题组Word/专项卷/二分册/专项卷III-教师版.docx
@@ -1953,15 +1953,42 @@
         <w:rPr>
           <w:rFonts w:ascii="Times New Roman" w:hAnsi="Times New Roman" w:eastAsia="Times New Roman" w:cs="Times New Roman"/>
         </w:rPr>
-        <w:t xml:space="preserve"> LiCoO</w:t>
-      </w:r>
-      <w:r>
-        <w:rPr>
-          <w:rFonts w:ascii="Times New Roman" w:hAnsi="Times New Roman" w:eastAsia="Times New Roman" w:cs="Times New Roman"/>
-          <w:vertAlign w:val="subscript"/>
-        </w:rPr>
-        <w:t>2</w:t>
-      </w:r>
+        <w:t xml:space="preserve"> </w:t>
+      </w:r>
+      <m:oMath>
+        <m:oMathPr>
+          <m:ctrlPr>
+            <w:rPr>
+              <w:sz w:val="28"/>
+              <w:szCs w:val="28"/>
+            </w:rPr>
+          </m:ctrlPr>
+        </m:oMathPr>
+        <m:r>
+          <m:t>L</m:t>
+        </m:r>
+        <m:r>
+          <m:t>i</m:t>
+        </m:r>
+        <m:r>
+          <m:t>C</m:t>
+        </m:r>
+        <m:r>
+          <m:t>o</m:t>
+        </m:r>
+        <m:sSub>
+          <m:e>
+            <m:r>
+              <m:t>O</m:t>
+            </m:r>
+          </m:e>
+          <m:sub>
+            <m:r>
+              <m:t>2</m:t>
+            </m:r>
+          </m:sub>
+        </m:sSub>
+      </m:oMath>
       <w:r>
         <w:rPr>
           <w:rFonts w:ascii="Times New Roman" w:hAnsi="Times New Roman" w:eastAsia="Times New Roman" w:cs="Times New Roman"/>
@@ -1990,15 +2017,28 @@
         <w:rPr>
           <w:rFonts w:hint="eastAsia" w:ascii="Times New Roman" w:hAnsi="Times New Roman" w:eastAsia="Times New Roman" w:cs="Times New Roman"/>
         </w:rPr>
-        <w:t>，Li</w:t>
-      </w:r>
-      <w:r>
-        <w:rPr>
-          <w:rFonts w:hint="eastAsia" w:ascii="Times New Roman" w:hAnsi="Times New Roman" w:eastAsia="Times New Roman" w:cs="Times New Roman"/>
-          <w:vertAlign w:val="superscript"/>
-        </w:rPr>
-        <w:t>+</w:t>
-      </w:r>
+        <w:t>，</w:t>
+      </w:r>
+      <m:oMath>
+        <m:r>
+          <m:t>L</m:t>
+        </m:r>
+        <m:sSup>
+          <m:e>
+            <m:r>
+              <m:t>i</m:t>
+            </m:r>
+          </m:e>
+          <m:sup>
+            <m:r>
+              <m:rPr>
+                <m:sty m:val="p"/>
+              </m:rPr>
+              <m:t>+</m:t>
+            </m:r>
+          </m:sup>
+        </m:sSup>
+      </m:oMath>
       <w:r>
         <w:rPr>
           <w:rFonts w:ascii="Times New Roman" w:hAnsi="Times New Roman" w:eastAsia="Times New Roman" w:cs="Times New Roman"/>
@@ -2072,15 +2112,28 @@
         <w:rPr>
           <w:rFonts w:ascii="Times New Roman" w:hAnsi="Times New Roman" w:eastAsia="Times New Roman" w:cs="Times New Roman"/>
         </w:rPr>
-        <w:t xml:space="preserve"> LiC</w:t>
-      </w:r>
-      <w:r>
-        <w:rPr>
-          <w:rFonts w:ascii="Times New Roman" w:hAnsi="Times New Roman" w:eastAsia="Times New Roman" w:cs="Times New Roman"/>
-          <w:vertAlign w:val="subscript"/>
-        </w:rPr>
-        <w:t>6</w:t>
-      </w:r>
+        <w:t xml:space="preserve"> </w:t>
+      </w:r>
+      <m:oMath>
+        <m:r>
+          <m:t>L</m:t>
+        </m:r>
+        <m:r>
+          <m:t>i</m:t>
+        </m:r>
+        <m:sSub>
+          <m:e>
+            <m:r>
+              <m:t>C</m:t>
+            </m:r>
+          </m:e>
+          <m:sub>
+            <m:r>
+              <m:t>6</m:t>
+            </m:r>
+          </m:sub>
+        </m:sSub>
+      </m:oMath>
       <w:r>
         <w:rPr>
           <w:rFonts w:ascii="Times New Roman" w:hAnsi="Times New Roman" w:eastAsia="Times New Roman" w:cs="Times New Roman"/>
@@ -2104,113 +2157,6 @@
           <w:rFonts w:hint="eastAsia" w:ascii="Times New Roman" w:hAnsi="Times New Roman" w:eastAsia="FangSong" w:cs="Times New Roman"/>
         </w:rPr>
         <w:t>电池反应为</w:t>
-      </w:r>
-      <w:r>
-        <w:rPr>
-          <w:rFonts w:ascii="Times New Roman" w:hAnsi="Times New Roman" w:eastAsia="Times New Roman" w:cs="Times New Roman"/>
-        </w:rPr>
-        <w:t xml:space="preserve"> </w:t>
-      </w:r>
-      <w:r>
-        <w:rPr>
-          <w:rFonts w:ascii="Times New Roman" w:hAnsi="Times New Roman" w:eastAsia="Times New Roman" w:cs="Times New Roman"/>
-        </w:rPr>
-        <w:t xml:space="preserve">$LiCoO_2 + C_6 \ </w:t>
-      </w:r>
-      <w:r>
-        <w:rPr>
-          <w:rFonts w:hint="eastAsia" w:ascii="Times New Roman" w:hAnsi="Times New Roman" w:eastAsia="Times New Roman" w:cs="Times New Roman"/>
-        </w:rPr>
-        <w:t>stackrel{\text{</w:t>
-      </w:r>
-      <w:r>
-        <w:rPr>
-          <w:rFonts w:hint="eastAsia" w:ascii="Times New Roman" w:hAnsi="Times New Roman" w:eastAsia="FangSong" w:cs="Times New Roman"/>
-        </w:rPr>
-        <w:t>充电</w:t>
-      </w:r>
-      <w:r>
-        <w:rPr>
-          <w:rFonts w:hint="eastAsia" w:ascii="Times New Roman" w:hAnsi="Times New Roman" w:eastAsia="Times New Roman" w:cs="Times New Roman"/>
-        </w:rPr>
-        <w:t>}}{\longrightleftharpoons\text{</w:t>
-      </w:r>
-      <w:r>
-        <w:rPr>
-          <w:rFonts w:hint="eastAsia" w:ascii="Times New Roman" w:hAnsi="Times New Roman" w:eastAsia="FangSong" w:cs="Times New Roman"/>
-        </w:rPr>
-        <w:t>放电</w:t>
-      </w:r>
-      <w:r>
-        <w:rPr>
-          <w:rFonts w:hint="eastAsia" w:ascii="Times New Roman" w:hAnsi="Times New Roman" w:eastAsia="Times New Roman" w:cs="Times New Roman"/>
-        </w:rPr>
-        <w:t>}}</w:t>
-      </w:r>
-      <w:r>
-        <w:rPr>
-          <w:rFonts w:ascii="Times New Roman" w:hAnsi="Times New Roman" w:eastAsia="Times New Roman" w:cs="Times New Roman"/>
-        </w:rPr>
-        <w:t xml:space="preserve">  CoO_2 + LiC_6$</w:t>
-      </w:r>
-      <w:r>
-        <w:rPr>
-          <w:rFonts w:hint="eastAsia" w:ascii="Times New Roman" w:hAnsi="Times New Roman" w:eastAsia="Times New Roman" w:cs="Times New Roman"/>
-        </w:rPr>
-        <w:t>，</w:t>
-      </w:r>
-      <w:r>
-        <w:rPr>
-          <w:rFonts w:hint="eastAsia" w:ascii="Times New Roman" w:hAnsi="Times New Roman" w:eastAsia="FangSong" w:cs="Times New Roman"/>
-        </w:rPr>
-        <w:t>下列说法正确的是</w:t>
-      </w:r>
-      <w:r>
-        <w:rPr>
-          <w:rFonts w:hint="eastAsia" w:ascii="Times New Roman" w:hAnsi="Times New Roman" w:eastAsia="Times New Roman" w:cs="Times New Roman"/>
-        </w:rPr>
-        <w:t>（</w:t>
-      </w:r>
-      <w:r>
-        <w:rPr>
-          <w:rFonts w:ascii="Times New Roman" w:hAnsi="Times New Roman" w:eastAsia="Times New Roman" w:cs="Times New Roman"/>
-        </w:rPr>
-        <w:t xml:space="preserve"> </w:t>
-      </w:r>
-      <w:r>
-        <w:rPr>
-          <w:rFonts w:hint="eastAsia" w:ascii="Times New Roman" w:hAnsi="Times New Roman" w:eastAsia="Times New Roman" w:cs="Times New Roman"/>
-        </w:rPr>
-        <w:t xml:space="preserve">）。</w:t>
-      </w:r>
-    </w:p>
-    <w:p>
-      <w:pPr>
-        <w:pStyle w:val="BodyText"/>
-      </w:pPr>
-      <w:r>
-        <w:rPr>
-          <w:rFonts w:ascii="Times New Roman" w:hAnsi="Times New Roman" w:eastAsia="Times New Roman" w:cs="Times New Roman"/>
-        </w:rPr>
-        <w:t xml:space="preserve">A. </w:t>
-      </w:r>
-      <w:r>
-        <w:rPr>
-          <w:rFonts w:hint="eastAsia" w:ascii="Times New Roman" w:hAnsi="Times New Roman" w:eastAsia="FangSong" w:cs="Times New Roman"/>
-        </w:rPr>
-        <w:t>充电时</w:t>
-      </w:r>
-      <w:r>
-        <w:rPr>
-          <w:rFonts w:hint="eastAsia" w:ascii="Times New Roman" w:hAnsi="Times New Roman" w:eastAsia="Times New Roman" w:cs="Times New Roman"/>
-        </w:rPr>
-        <w:t>，</w:t>
-      </w:r>
-      <w:r>
-        <w:rPr>
-          <w:rFonts w:hint="eastAsia" w:ascii="Times New Roman" w:hAnsi="Times New Roman" w:eastAsia="FangSong" w:cs="Times New Roman"/>
-        </w:rPr>
-        <w:t>电池的负极反应为</w:t>
       </w:r>
       <w:r>
         <w:rPr>
@@ -2228,32 +2174,26 @@
           </m:ctrlPr>
         </m:oMathPr>
         <m:r>
-          <m:rPr>
-            <m:sty m:val="p"/>
-          </m:rPr>
           <m:t>L</m:t>
         </m:r>
         <m:r>
-          <m:rPr>
-            <m:sty m:val="p"/>
-          </m:rPr>
           <m:t>i</m:t>
+        </m:r>
+        <m:r>
+          <m:t>C</m:t>
+        </m:r>
+        <m:r>
+          <m:t>o</m:t>
         </m:r>
         <m:sSub>
           <m:e>
             <m:r>
-              <m:rPr>
-                <m:sty m:val="p"/>
-              </m:rPr>
-              <m:t>C</m:t>
+              <m:t>O</m:t>
             </m:r>
           </m:e>
           <m:sub>
             <m:r>
-              <m:rPr>
-                <m:sty m:val="p"/>
-              </m:rPr>
-              <m:t>6</m:t>
+              <m:t>2</m:t>
             </m:r>
           </m:sub>
         </m:sSub>
@@ -2261,78 +2201,140 @@
           <m:rPr>
             <m:sty m:val="p"/>
           </m:rPr>
-          <m:t>−</m:t>
-        </m:r>
-        <m:sSup>
-          <m:e>
-            <m:r>
-              <m:t>e</m:t>
-            </m:r>
-          </m:e>
-          <m:sup>
-            <m:r>
-              <m:rPr>
-                <m:sty m:val="p"/>
-              </m:rPr>
-              <m:t>−</m:t>
-            </m:r>
-          </m:sup>
-        </m:sSup>
-        <m:r>
-          <m:rPr>
-            <m:sty m:val="p"/>
-          </m:rPr>
-          <m:t>→</m:t>
-        </m:r>
-        <m:sSup>
-          <m:e>
-            <m:r>
-              <m:rPr>
-                <m:sty m:val="p"/>
-              </m:rPr>
-              <m:t>L</m:t>
-            </m:r>
-            <m:r>
-              <m:rPr>
-                <m:sty m:val="p"/>
-              </m:rPr>
-              <m:t>i</m:t>
-            </m:r>
-          </m:e>
-          <m:sup>
-            <m:r>
-              <m:rPr>
-                <m:sty m:val="p"/>
-              </m:rPr>
-              <m:t>+</m:t>
-            </m:r>
-          </m:sup>
-        </m:sSup>
-        <m:r>
-          <m:rPr>
-            <m:sty m:val="p"/>
-          </m:rPr>
           <m:t>+</m:t>
         </m:r>
         <m:sSub>
           <m:e>
             <m:r>
-              <m:rPr>
-                <m:sty m:val="p"/>
-              </m:rPr>
               <m:t>C</m:t>
             </m:r>
           </m:e>
           <m:sub>
             <m:r>
-              <m:rPr>
-                <m:sty m:val="p"/>
-              </m:rPr>
+              <m:t>6</m:t>
+            </m:r>
+          </m:sub>
+        </m:sSub>
+        <m:r>
+          <m:t> </m:t>
+        </m:r>
+        <m:r>
+          <m:t>s</m:t>
+        </m:r>
+        <m:r>
+          <m:t>t</m:t>
+        </m:r>
+        <m:r>
+          <m:t>a</m:t>
+        </m:r>
+        <m:r>
+          <m:t>c</m:t>
+        </m:r>
+        <m:r>
+          <m:t>k</m:t>
+        </m:r>
+        <m:r>
+          <m:t>r</m:t>
+        </m:r>
+        <m:r>
+          <m:t>e</m:t>
+        </m:r>
+        <m:r>
+          <m:t>l</m:t>
+        </m:r>
+        <m:r>
+          <m:rPr>
+            <m:nor/>
+            <m:sty m:val="p"/>
+          </m:rPr>
+          <m:t>充电</m:t>
+        </m:r>
+        <m:r>
+          <m:rPr>
+            <m:sty m:val="p"/>
+          </m:rPr>
+          <m:t>⇌</m:t>
+        </m:r>
+        <m:r>
+          <m:rPr>
+            <m:nor/>
+            <m:sty m:val="p"/>
+          </m:rPr>
+          <m:t>放电</m:t>
+        </m:r>
+        <m:r>
+          <m:t>C</m:t>
+        </m:r>
+        <m:r>
+          <m:t>o</m:t>
+        </m:r>
+        <m:sSub>
+          <m:e>
+            <m:r>
+              <m:t>O</m:t>
+            </m:r>
+          </m:e>
+          <m:sub>
+            <m:r>
+              <m:t>2</m:t>
+            </m:r>
+          </m:sub>
+        </m:sSub>
+        <m:r>
+          <m:rPr>
+            <m:sty m:val="p"/>
+          </m:rPr>
+          <m:t>+</m:t>
+        </m:r>
+        <m:r>
+          <m:t>L</m:t>
+        </m:r>
+        <m:r>
+          <m:t>i</m:t>
+        </m:r>
+        <m:sSub>
+          <m:e>
+            <m:r>
+              <m:t>C</m:t>
+            </m:r>
+          </m:e>
+          <m:sub>
+            <m:r>
               <m:t>6</m:t>
             </m:r>
           </m:sub>
         </m:sSub>
       </m:oMath>
+      <w:r>
+        <w:rPr>
+          <w:rFonts w:hint="eastAsia" w:ascii="Times New Roman" w:hAnsi="Times New Roman" w:eastAsia="Times New Roman" w:cs="Times New Roman"/>
+        </w:rPr>
+        <w:t>，</w:t>
+      </w:r>
+      <w:r>
+        <w:rPr>
+          <w:rFonts w:hint="eastAsia" w:ascii="Times New Roman" w:hAnsi="Times New Roman" w:eastAsia="FangSong" w:cs="Times New Roman"/>
+        </w:rPr>
+        <w:t>下列说法正确的是</w:t>
+      </w:r>
+      <w:r>
+        <w:rPr>
+          <w:rFonts w:hint="eastAsia" w:ascii="Times New Roman" w:hAnsi="Times New Roman" w:eastAsia="Times New Roman" w:cs="Times New Roman"/>
+        </w:rPr>
+        <w:t>（</w:t>
+      </w:r>
+      <w:r>
+        <w:rPr>
+          <w:rFonts w:ascii="Times New Roman" w:hAnsi="Times New Roman" w:eastAsia="Times New Roman" w:cs="Times New Roman"/>
+        </w:rPr>
+        <w:t xml:space="preserve"> </w:t>
+      </w:r>
+      <w:r>
+        <w:rPr>
+          <w:rFonts w:hint="eastAsia" w:ascii="Times New Roman" w:hAnsi="Times New Roman" w:eastAsia="Times New Roman" w:cs="Times New Roman"/>
+        </w:rPr>
+        <w:t xml:space="preserve">）。</w:t>
+      </w:r>
     </w:p>
     <w:p>
       <w:pPr>
@@ -2342,13 +2344,13 @@
         <w:rPr>
           <w:rFonts w:ascii="Times New Roman" w:hAnsi="Times New Roman" w:eastAsia="Times New Roman" w:cs="Times New Roman"/>
         </w:rPr>
-        <w:t xml:space="preserve">B. </w:t>
-      </w:r>
-      <w:r>
-        <w:rPr>
-          <w:rFonts w:hint="eastAsia" w:ascii="Times New Roman" w:hAnsi="Times New Roman" w:eastAsia="FangSong" w:cs="Times New Roman"/>
-        </w:rPr>
-        <w:t>放电时</w:t>
+        <w:t xml:space="preserve">A. </w:t>
+      </w:r>
+      <w:r>
+        <w:rPr>
+          <w:rFonts w:hint="eastAsia" w:ascii="Times New Roman" w:hAnsi="Times New Roman" w:eastAsia="FangSong" w:cs="Times New Roman"/>
+        </w:rPr>
+        <w:t>充电时</w:t>
       </w:r>
       <w:r>
         <w:rPr>
@@ -2360,7 +2362,7 @@
         <w:rPr>
           <w:rFonts w:hint="eastAsia" w:ascii="Times New Roman" w:hAnsi="Times New Roman" w:eastAsia="FangSong" w:cs="Times New Roman"/>
         </w:rPr>
-        <w:t>电池的正极反应为</w:t>
+        <w:t>电池的负极反应为</w:t>
       </w:r>
       <w:r>
         <w:rPr>
@@ -2381,13 +2383,13 @@
           <m:rPr>
             <m:sty m:val="p"/>
           </m:rPr>
-          <m:t>C</m:t>
-        </m:r>
-        <m:r>
-          <m:rPr>
-            <m:sty m:val="p"/>
-          </m:rPr>
-          <m:t>o</m:t>
+          <m:t>L</m:t>
+        </m:r>
+        <m:r>
+          <m:rPr>
+            <m:sty m:val="p"/>
+          </m:rPr>
+          <m:t>i</m:t>
         </m:r>
         <m:sSub>
           <m:e>
@@ -2395,7 +2397,7 @@
               <m:rPr>
                 <m:sty m:val="p"/>
               </m:rPr>
-              <m:t>O</m:t>
+              <m:t>C</m:t>
             </m:r>
           </m:e>
           <m:sub>
@@ -2403,7 +2405,7 @@
               <m:rPr>
                 <m:sty m:val="p"/>
               </m:rPr>
-              <m:t>2</m:t>
+              <m:t>6</m:t>
             </m:r>
           </m:sub>
         </m:sSub>
@@ -2411,7 +2413,28 @@
           <m:rPr>
             <m:sty m:val="p"/>
           </m:rPr>
-          <m:t>+</m:t>
+          <m:t>−</m:t>
+        </m:r>
+        <m:sSup>
+          <m:e>
+            <m:r>
+              <m:t>e</m:t>
+            </m:r>
+          </m:e>
+          <m:sup>
+            <m:r>
+              <m:rPr>
+                <m:sty m:val="p"/>
+              </m:rPr>
+              <m:t>−</m:t>
+            </m:r>
+          </m:sup>
+        </m:sSup>
+        <m:r>
+          <m:rPr>
+            <m:sty m:val="p"/>
+          </m:rPr>
+          <m:t>→</m:t>
         </m:r>
         <m:sSup>
           <m:e>
@@ -2443,66 +2466,21 @@
           </m:rPr>
           <m:t>+</m:t>
         </m:r>
-        <m:sSup>
+        <m:sSub>
           <m:e>
-            <m:r>
-              <m:t>e</m:t>
-            </m:r>
-          </m:e>
-          <m:sup>
             <m:r>
               <m:rPr>
                 <m:sty m:val="p"/>
               </m:rPr>
-              <m:t>−</m:t>
-            </m:r>
-          </m:sup>
-        </m:sSup>
-        <m:r>
-          <m:rPr>
-            <m:sty m:val="p"/>
-          </m:rPr>
-          <m:t>→</m:t>
-        </m:r>
-        <m:r>
-          <m:rPr>
-            <m:sty m:val="p"/>
-          </m:rPr>
-          <m:t>L</m:t>
-        </m:r>
-        <m:r>
-          <m:rPr>
-            <m:sty m:val="p"/>
-          </m:rPr>
-          <m:t>i</m:t>
-        </m:r>
-        <m:r>
-          <m:rPr>
-            <m:sty m:val="p"/>
-          </m:rPr>
-          <m:t>C</m:t>
-        </m:r>
-        <m:r>
-          <m:rPr>
-            <m:sty m:val="p"/>
-          </m:rPr>
-          <m:t>o</m:t>
-        </m:r>
-        <m:sSub>
-          <m:e>
+              <m:t>C</m:t>
+            </m:r>
+          </m:e>
+          <m:sub>
             <m:r>
               <m:rPr>
                 <m:sty m:val="p"/>
               </m:rPr>
-              <m:t>O</m:t>
-            </m:r>
-          </m:e>
-          <m:sub>
-            <m:r>
-              <m:rPr>
-                <m:sty m:val="p"/>
-              </m:rPr>
-              <m:t>2</m:t>
+              <m:t>6</m:t>
             </m:r>
           </m:sub>
         </m:sSub>
@@ -2516,6 +2494,180 @@
         <w:rPr>
           <w:rFonts w:ascii="Times New Roman" w:hAnsi="Times New Roman" w:eastAsia="Times New Roman" w:cs="Times New Roman"/>
         </w:rPr>
+        <w:t xml:space="preserve">B. </w:t>
+      </w:r>
+      <w:r>
+        <w:rPr>
+          <w:rFonts w:hint="eastAsia" w:ascii="Times New Roman" w:hAnsi="Times New Roman" w:eastAsia="FangSong" w:cs="Times New Roman"/>
+        </w:rPr>
+        <w:t>放电时</w:t>
+      </w:r>
+      <w:r>
+        <w:rPr>
+          <w:rFonts w:hint="eastAsia" w:ascii="Times New Roman" w:hAnsi="Times New Roman" w:eastAsia="Times New Roman" w:cs="Times New Roman"/>
+        </w:rPr>
+        <w:t>，</w:t>
+      </w:r>
+      <w:r>
+        <w:rPr>
+          <w:rFonts w:hint="eastAsia" w:ascii="Times New Roman" w:hAnsi="Times New Roman" w:eastAsia="FangSong" w:cs="Times New Roman"/>
+        </w:rPr>
+        <w:t>电池的正极反应为</w:t>
+      </w:r>
+      <w:r>
+        <w:rPr>
+          <w:rFonts w:ascii="Times New Roman" w:hAnsi="Times New Roman" w:eastAsia="Times New Roman" w:cs="Times New Roman"/>
+        </w:rPr>
+        <w:t xml:space="preserve"> </w:t>
+      </w:r>
+      <m:oMath>
+        <m:oMathPr>
+          <m:ctrlPr>
+            <w:rPr>
+              <w:sz w:val="28"/>
+              <w:szCs w:val="28"/>
+            </w:rPr>
+          </m:ctrlPr>
+        </m:oMathPr>
+        <m:r>
+          <m:rPr>
+            <m:sty m:val="p"/>
+          </m:rPr>
+          <m:t>C</m:t>
+        </m:r>
+        <m:r>
+          <m:rPr>
+            <m:sty m:val="p"/>
+          </m:rPr>
+          <m:t>o</m:t>
+        </m:r>
+        <m:sSub>
+          <m:e>
+            <m:r>
+              <m:rPr>
+                <m:sty m:val="p"/>
+              </m:rPr>
+              <m:t>O</m:t>
+            </m:r>
+          </m:e>
+          <m:sub>
+            <m:r>
+              <m:rPr>
+                <m:sty m:val="p"/>
+              </m:rPr>
+              <m:t>2</m:t>
+            </m:r>
+          </m:sub>
+        </m:sSub>
+        <m:r>
+          <m:rPr>
+            <m:sty m:val="p"/>
+          </m:rPr>
+          <m:t>+</m:t>
+        </m:r>
+        <m:sSup>
+          <m:e>
+            <m:r>
+              <m:rPr>
+                <m:sty m:val="p"/>
+              </m:rPr>
+              <m:t>L</m:t>
+            </m:r>
+            <m:r>
+              <m:rPr>
+                <m:sty m:val="p"/>
+              </m:rPr>
+              <m:t>i</m:t>
+            </m:r>
+          </m:e>
+          <m:sup>
+            <m:r>
+              <m:rPr>
+                <m:sty m:val="p"/>
+              </m:rPr>
+              <m:t>+</m:t>
+            </m:r>
+          </m:sup>
+        </m:sSup>
+        <m:r>
+          <m:rPr>
+            <m:sty m:val="p"/>
+          </m:rPr>
+          <m:t>+</m:t>
+        </m:r>
+        <m:sSup>
+          <m:e>
+            <m:r>
+              <m:t>e</m:t>
+            </m:r>
+          </m:e>
+          <m:sup>
+            <m:r>
+              <m:rPr>
+                <m:sty m:val="p"/>
+              </m:rPr>
+              <m:t>−</m:t>
+            </m:r>
+          </m:sup>
+        </m:sSup>
+        <m:r>
+          <m:rPr>
+            <m:sty m:val="p"/>
+          </m:rPr>
+          <m:t>→</m:t>
+        </m:r>
+        <m:r>
+          <m:rPr>
+            <m:sty m:val="p"/>
+          </m:rPr>
+          <m:t>L</m:t>
+        </m:r>
+        <m:r>
+          <m:rPr>
+            <m:sty m:val="p"/>
+          </m:rPr>
+          <m:t>i</m:t>
+        </m:r>
+        <m:r>
+          <m:rPr>
+            <m:sty m:val="p"/>
+          </m:rPr>
+          <m:t>C</m:t>
+        </m:r>
+        <m:r>
+          <m:rPr>
+            <m:sty m:val="p"/>
+          </m:rPr>
+          <m:t>o</m:t>
+        </m:r>
+        <m:sSub>
+          <m:e>
+            <m:r>
+              <m:rPr>
+                <m:sty m:val="p"/>
+              </m:rPr>
+              <m:t>O</m:t>
+            </m:r>
+          </m:e>
+          <m:sub>
+            <m:r>
+              <m:rPr>
+                <m:sty m:val="p"/>
+              </m:rPr>
+              <m:t>2</m:t>
+            </m:r>
+          </m:sub>
+        </m:sSub>
+      </m:oMath>
+    </w:p>
+    <w:p>
+      <w:pPr>
+        <w:pStyle w:val="BodyText"/>
+      </w:pPr>
+      <w:r>
+        <w:rPr>
+          <w:rFonts w:ascii="Times New Roman" w:hAnsi="Times New Roman" w:eastAsia="Times New Roman" w:cs="Times New Roman"/>
+        </w:rPr>
         <w:t xml:space="preserve">C. </w:t>
       </w:r>
       <w:r>
@@ -2716,15 +2868,31 @@
         <w:rPr>
           <w:rFonts w:hint="eastAsia" w:ascii="Times New Roman" w:hAnsi="Times New Roman" w:eastAsia="Times New Roman" w:cs="Times New Roman"/>
         </w:rPr>
-        <w:t>，BaSO</w:t>
-      </w:r>
-      <w:r>
-        <w:rPr>
-          <w:rFonts w:hint="eastAsia" w:ascii="Times New Roman" w:hAnsi="Times New Roman" w:eastAsia="Times New Roman" w:cs="Times New Roman"/>
-          <w:vertAlign w:val="subscript"/>
-        </w:rPr>
-        <w:t>4</w:t>
-      </w:r>
+        <w:t>，</w:t>
+      </w:r>
+      <m:oMath>
+        <m:r>
+          <m:t>B</m:t>
+        </m:r>
+        <m:r>
+          <m:t>a</m:t>
+        </m:r>
+        <m:r>
+          <m:t>S</m:t>
+        </m:r>
+        <m:sSub>
+          <m:e>
+            <m:r>
+              <m:t>O</m:t>
+            </m:r>
+          </m:e>
+          <m:sub>
+            <m:r>
+              <m:t>4</m:t>
+            </m:r>
+          </m:sub>
+        </m:sSub>
+      </m:oMath>
       <w:r>
         <w:rPr>
           <w:rFonts w:ascii="Times New Roman" w:hAnsi="Times New Roman" w:eastAsia="Times New Roman" w:cs="Times New Roman"/>
@@ -3236,15 +3404,31 @@
         <w:rPr>
           <w:rFonts w:ascii="Times New Roman" w:hAnsi="Times New Roman" w:eastAsia="Times New Roman" w:cs="Times New Roman"/>
         </w:rPr>
-        <w:t xml:space="preserve"> BaSO</w:t>
-      </w:r>
-      <w:r>
-        <w:rPr>
-          <w:rFonts w:ascii="Times New Roman" w:hAnsi="Times New Roman" w:eastAsia="Times New Roman" w:cs="Times New Roman"/>
-          <w:vertAlign w:val="subscript"/>
-        </w:rPr>
-        <w:t>4</w:t>
-      </w:r>
+        <w:t xml:space="preserve"> </w:t>
+      </w:r>
+      <m:oMath>
+        <m:r>
+          <m:t>B</m:t>
+        </m:r>
+        <m:r>
+          <m:t>a</m:t>
+        </m:r>
+        <m:r>
+          <m:t>S</m:t>
+        </m:r>
+        <m:sSub>
+          <m:e>
+            <m:r>
+              <m:t>O</m:t>
+            </m:r>
+          </m:e>
+          <m:sub>
+            <m:r>
+              <m:t>4</m:t>
+            </m:r>
+          </m:sub>
+        </m:sSub>
+      </m:oMath>
       <w:r>
         <w:rPr>
           <w:rFonts w:ascii="Times New Roman" w:hAnsi="Times New Roman" w:eastAsia="Times New Roman" w:cs="Times New Roman"/>
@@ -4418,15 +4602,25 @@
         <w:rPr>
           <w:rFonts w:hint="eastAsia" w:ascii="Times New Roman" w:hAnsi="Times New Roman" w:eastAsia="Times New Roman" w:cs="Times New Roman"/>
         </w:rPr>
-        <w:t>20.0%，NH</w:t>
-      </w:r>
-      <w:r>
-        <w:rPr>
-          <w:rFonts w:hint="eastAsia" w:ascii="Times New Roman" w:hAnsi="Times New Roman" w:eastAsia="Times New Roman" w:cs="Times New Roman"/>
-          <w:vertAlign w:val="subscript"/>
-        </w:rPr>
-        <w:t>3</w:t>
-      </w:r>
+        <w:t xml:space="preserve">20.0%，</w:t>
+      </w:r>
+      <m:oMath>
+        <m:r>
+          <m:t>N</m:t>
+        </m:r>
+        <m:sSub>
+          <m:e>
+            <m:r>
+              <m:t>H</m:t>
+            </m:r>
+          </m:e>
+          <m:sub>
+            <m:r>
+              <m:t>3</m:t>
+            </m:r>
+          </m:sub>
+        </m:sSub>
+      </m:oMath>
       <w:r>
         <w:rPr>
           <w:rFonts w:ascii="Times New Roman" w:hAnsi="Times New Roman" w:eastAsia="Times New Roman" w:cs="Times New Roman"/>
@@ -4661,15 +4855,31 @@
         <w:rPr>
           <w:rFonts w:ascii="Times New Roman" w:hAnsi="Times New Roman" w:eastAsia="Times New Roman" w:cs="Times New Roman"/>
         </w:rPr>
-        <w:t xml:space="preserve"> AgNO</w:t>
-      </w:r>
-      <w:r>
-        <w:rPr>
-          <w:rFonts w:ascii="Times New Roman" w:hAnsi="Times New Roman" w:eastAsia="Times New Roman" w:cs="Times New Roman"/>
-          <w:vertAlign w:val="subscript"/>
-        </w:rPr>
-        <w:t>3</w:t>
-      </w:r>
+        <w:t xml:space="preserve"> </w:t>
+      </w:r>
+      <m:oMath>
+        <m:r>
+          <m:t>A</m:t>
+        </m:r>
+        <m:r>
+          <m:t>g</m:t>
+        </m:r>
+        <m:r>
+          <m:t>N</m:t>
+        </m:r>
+        <m:sSub>
+          <m:e>
+            <m:r>
+              <m:t>O</m:t>
+            </m:r>
+          </m:e>
+          <m:sub>
+            <m:r>
+              <m:t>3</m:t>
+            </m:r>
+          </m:sub>
+        </m:sSub>
+      </m:oMath>
       <w:r>
         <w:rPr>
           <w:rFonts w:ascii="Times New Roman" w:hAnsi="Times New Roman" w:eastAsia="Times New Roman" w:cs="Times New Roman"/>
@@ -4698,20 +4908,42 @@
         <w:rPr>
           <w:rFonts w:ascii="Times New Roman" w:hAnsi="Times New Roman" w:eastAsia="Times New Roman" w:cs="Times New Roman"/>
         </w:rPr>
-        <w:t xml:space="preserve"> AgNO</w:t>
-      </w:r>
-      <w:r>
-        <w:rPr>
-          <w:rFonts w:ascii="Times New Roman" w:hAnsi="Times New Roman" w:eastAsia="Times New Roman" w:cs="Times New Roman"/>
-          <w:vertAlign w:val="subscript"/>
-        </w:rPr>
-        <w:t>3</w:t>
-      </w:r>
-      <w:r>
-        <w:rPr>
-          <w:rFonts w:ascii="Times New Roman" w:hAnsi="Times New Roman" w:eastAsia="Times New Roman" w:cs="Times New Roman"/>
-        </w:rPr>
-        <w:t xml:space="preserve"> 32.5 </w:t>
+        <w:t xml:space="preserve"> </w:t>
+      </w:r>
+      <m:oMath>
+        <m:r>
+          <m:t>A</m:t>
+        </m:r>
+        <m:r>
+          <m:t>g</m:t>
+        </m:r>
+        <m:r>
+          <m:t>N</m:t>
+        </m:r>
+        <m:sSub>
+          <m:e>
+            <m:r>
+              <m:t>O</m:t>
+            </m:r>
+          </m:e>
+          <m:sub>
+            <m:r>
+              <m:t>3</m:t>
+            </m:r>
+          </m:sub>
+        </m:sSub>
+      </m:oMath>
+      <w:r>
+        <w:rPr>
+          <w:rFonts w:ascii="Times New Roman" w:hAnsi="Times New Roman" w:eastAsia="Times New Roman" w:cs="Times New Roman"/>
+        </w:rPr>
+        <w:t xml:space="preserve"> </w:t>
+      </w:r>
+      <w:r>
+        <w:rPr>
+          <w:rFonts w:ascii="Times New Roman" w:hAnsi="Times New Roman" w:eastAsia="Times New Roman" w:cs="Times New Roman"/>
+        </w:rPr>
+        <w:t xml:space="preserve">32.5 </w:t>
       </w:r>
       <w:r>
         <w:rPr>
@@ -4753,15 +4985,25 @@
         <w:rPr>
           <w:rFonts w:ascii="Times New Roman" w:hAnsi="Times New Roman" w:eastAsia="Times New Roman" w:cs="Times New Roman"/>
         </w:rPr>
-        <w:t xml:space="preserve"> NH</w:t>
-      </w:r>
-      <w:r>
-        <w:rPr>
-          <w:rFonts w:ascii="Times New Roman" w:hAnsi="Times New Roman" w:eastAsia="Times New Roman" w:cs="Times New Roman"/>
-          <w:vertAlign w:val="subscript"/>
-        </w:rPr>
-        <w:t>3</w:t>
-      </w:r>
+        <w:t xml:space="preserve"> </w:t>
+      </w:r>
+      <m:oMath>
+        <m:r>
+          <m:t>N</m:t>
+        </m:r>
+        <m:sSub>
+          <m:e>
+            <m:r>
+              <m:t>H</m:t>
+            </m:r>
+          </m:e>
+          <m:sub>
+            <m:r>
+              <m:t>3</m:t>
+            </m:r>
+          </m:sub>
+        </m:sSub>
+      </m:oMath>
       <w:r>
         <w:rPr>
           <w:rFonts w:ascii="Times New Roman" w:hAnsi="Times New Roman" w:eastAsia="Times New Roman" w:cs="Times New Roman"/>
@@ -5717,54 +5959,115 @@
         <w:rPr>
           <w:rFonts w:ascii="Times New Roman" w:hAnsi="Times New Roman" w:eastAsia="Times New Roman" w:cs="Times New Roman"/>
         </w:rPr>
-        <w:t xml:space="preserve"> Mn</w:t>
-      </w:r>
-      <w:r>
-        <w:rPr>
-          <w:rFonts w:ascii="Times New Roman" w:hAnsi="Times New Roman" w:eastAsia="Times New Roman" w:cs="Times New Roman"/>
-          <w:vertAlign w:val="superscript"/>
-        </w:rPr>
-        <w:t>2+</w:t>
-      </w:r>
-      <w:r>
-        <w:rPr>
-          <w:rFonts w:ascii="Times New Roman" w:hAnsi="Times New Roman" w:eastAsia="Times New Roman" w:cs="Times New Roman"/>
-        </w:rPr>
-        <w:t>、Mn、Ag</w:t>
-      </w:r>
-      <w:r>
-        <w:rPr>
-          <w:rFonts w:ascii="Times New Roman" w:hAnsi="Times New Roman" w:eastAsia="Times New Roman" w:cs="Times New Roman"/>
-          <w:vertAlign w:val="superscript"/>
-        </w:rPr>
-        <w:t>+</w:t>
-      </w:r>
-      <w:r>
-        <w:rPr>
-          <w:rFonts w:ascii="Times New Roman" w:hAnsi="Times New Roman" w:eastAsia="Times New Roman" w:cs="Times New Roman"/>
-        </w:rPr>
-        <w:t>、Ag、Co</w:t>
-      </w:r>
-      <w:r>
-        <w:rPr>
-          <w:rFonts w:ascii="Times New Roman" w:hAnsi="Times New Roman" w:eastAsia="Times New Roman" w:cs="Times New Roman"/>
-          <w:vertAlign w:val="superscript"/>
-        </w:rPr>
-        <w:t>3+</w:t>
-      </w:r>
-      <w:r>
-        <w:rPr>
-          <w:rFonts w:ascii="Times New Roman" w:hAnsi="Times New Roman" w:eastAsia="Times New Roman" w:cs="Times New Roman"/>
-        </w:rPr>
-        <w:t>、Co</w:t>
-      </w:r>
-      <w:r>
-        <w:rPr>
-          <w:rFonts w:ascii="Times New Roman" w:hAnsi="Times New Roman" w:eastAsia="Times New Roman" w:cs="Times New Roman"/>
-          <w:vertAlign w:val="superscript"/>
-        </w:rPr>
-        <w:t>2+</w:t>
-      </w:r>
+        <w:t xml:space="preserve"> </w:t>
+      </w:r>
+      <m:oMath>
+        <m:r>
+          <m:t>M</m:t>
+        </m:r>
+        <m:sSup>
+          <m:e>
+            <m:r>
+              <m:t>n</m:t>
+            </m:r>
+          </m:e>
+          <m:sup>
+            <m:r>
+              <m:t>2</m:t>
+            </m:r>
+            <m:r>
+              <m:rPr>
+                <m:sty m:val="p"/>
+              </m:rPr>
+              <m:t>+</m:t>
+            </m:r>
+          </m:sup>
+        </m:sSup>
+      </m:oMath>
+      <w:r>
+        <w:rPr>
+          <w:rFonts w:ascii="Times New Roman" w:hAnsi="Times New Roman" w:eastAsia="Times New Roman" w:cs="Times New Roman"/>
+        </w:rPr>
+        <w:t xml:space="preserve">、Mn、</w:t>
+      </w:r>
+      <m:oMath>
+        <m:r>
+          <m:t>A</m:t>
+        </m:r>
+        <m:sSup>
+          <m:e>
+            <m:r>
+              <m:t>g</m:t>
+            </m:r>
+          </m:e>
+          <m:sup>
+            <m:r>
+              <m:rPr>
+                <m:sty m:val="p"/>
+              </m:rPr>
+              <m:t>+</m:t>
+            </m:r>
+          </m:sup>
+        </m:sSup>
+      </m:oMath>
+      <w:r>
+        <w:rPr>
+          <w:rFonts w:ascii="Times New Roman" w:hAnsi="Times New Roman" w:eastAsia="Times New Roman" w:cs="Times New Roman"/>
+        </w:rPr>
+        <w:t xml:space="preserve">、Ag、</w:t>
+      </w:r>
+      <m:oMath>
+        <m:r>
+          <m:t>C</m:t>
+        </m:r>
+        <m:sSup>
+          <m:e>
+            <m:r>
+              <m:t>o</m:t>
+            </m:r>
+          </m:e>
+          <m:sup>
+            <m:r>
+              <m:t>3</m:t>
+            </m:r>
+            <m:r>
+              <m:rPr>
+                <m:sty m:val="p"/>
+              </m:rPr>
+              <m:t>+</m:t>
+            </m:r>
+          </m:sup>
+        </m:sSup>
+      </m:oMath>
+      <w:r>
+        <w:rPr>
+          <w:rFonts w:ascii="Times New Roman" w:hAnsi="Times New Roman" w:eastAsia="Times New Roman" w:cs="Times New Roman"/>
+        </w:rPr>
+        <w:t xml:space="preserve">、</w:t>
+      </w:r>
+      <m:oMath>
+        <m:r>
+          <m:t>C</m:t>
+        </m:r>
+        <m:sSup>
+          <m:e>
+            <m:r>
+              <m:t>o</m:t>
+            </m:r>
+          </m:e>
+          <m:sup>
+            <m:r>
+              <m:t>2</m:t>
+            </m:r>
+            <m:r>
+              <m:rPr>
+                <m:sty m:val="p"/>
+              </m:rPr>
+              <m:t>+</m:t>
+            </m:r>
+          </m:sup>
+        </m:sSup>
+      </m:oMath>
       <w:r>
         <w:rPr>
           <w:rFonts w:ascii="Times New Roman" w:hAnsi="Times New Roman" w:eastAsia="Times New Roman" w:cs="Times New Roman"/>
@@ -7610,15 +7913,28 @@
         <w:rPr>
           <w:rFonts w:ascii="Times New Roman" w:hAnsi="Times New Roman" w:eastAsia="Times New Roman" w:cs="Times New Roman"/>
         </w:rPr>
-        <w:t xml:space="preserve"> M</w:t>
-      </w:r>
-      <w:r>
-        <w:rPr>
-          <w:rFonts w:ascii="Times New Roman" w:hAnsi="Times New Roman" w:eastAsia="Times New Roman" w:cs="Times New Roman"/>
-          <w:vertAlign w:val="superscript"/>
-        </w:rPr>
-        <w:t>2+</w:t>
-      </w:r>
+        <w:t xml:space="preserve"> </w:t>
+      </w:r>
+      <m:oMath>
+        <m:sSup>
+          <m:e>
+            <m:r>
+              <m:t>M</m:t>
+            </m:r>
+          </m:e>
+          <m:sup>
+            <m:r>
+              <m:t>2</m:t>
+            </m:r>
+            <m:r>
+              <m:rPr>
+                <m:sty m:val="p"/>
+              </m:rPr>
+              <m:t>+</m:t>
+            </m:r>
+          </m:sup>
+        </m:sSup>
+      </m:oMath>
       <w:r>
         <w:rPr>
           <w:rFonts w:ascii="Times New Roman" w:hAnsi="Times New Roman" w:eastAsia="Times New Roman" w:cs="Times New Roman"/>
@@ -7671,15 +7987,28 @@
         <w:rPr>
           <w:rFonts w:ascii="Times New Roman" w:hAnsi="Times New Roman" w:eastAsia="Times New Roman" w:cs="Times New Roman"/>
         </w:rPr>
-        <w:t xml:space="preserve"> M</w:t>
-      </w:r>
-      <w:r>
-        <w:rPr>
-          <w:rFonts w:ascii="Times New Roman" w:hAnsi="Times New Roman" w:eastAsia="Times New Roman" w:cs="Times New Roman"/>
-          <w:vertAlign w:val="superscript"/>
-        </w:rPr>
-        <w:t>2+</w:t>
-      </w:r>
+        <w:t xml:space="preserve"> </w:t>
+      </w:r>
+      <m:oMath>
+        <m:sSup>
+          <m:e>
+            <m:r>
+              <m:t>M</m:t>
+            </m:r>
+          </m:e>
+          <m:sup>
+            <m:r>
+              <m:t>2</m:t>
+            </m:r>
+            <m:r>
+              <m:rPr>
+                <m:sty m:val="p"/>
+              </m:rPr>
+              <m:t>+</m:t>
+            </m:r>
+          </m:sup>
+        </m:sSup>
+      </m:oMath>
       <w:r>
         <w:rPr>
           <w:rFonts w:ascii="Times New Roman" w:hAnsi="Times New Roman" w:eastAsia="Times New Roman" w:cs="Times New Roman"/>
@@ -7889,15 +8218,28 @@
         <w:rPr>
           <w:rFonts w:ascii="Times New Roman" w:hAnsi="Times New Roman" w:eastAsia="Times New Roman" w:cs="Times New Roman"/>
         </w:rPr>
-        <w:t xml:space="preserve"> M</w:t>
-      </w:r>
-      <w:r>
-        <w:rPr>
-          <w:rFonts w:ascii="Times New Roman" w:hAnsi="Times New Roman" w:eastAsia="Times New Roman" w:cs="Times New Roman"/>
-          <w:vertAlign w:val="superscript"/>
-        </w:rPr>
-        <w:t>2+</w:t>
-      </w:r>
+        <w:t xml:space="preserve"> </w:t>
+      </w:r>
+      <m:oMath>
+        <m:sSup>
+          <m:e>
+            <m:r>
+              <m:t>M</m:t>
+            </m:r>
+          </m:e>
+          <m:sup>
+            <m:r>
+              <m:t>2</m:t>
+            </m:r>
+            <m:r>
+              <m:rPr>
+                <m:sty m:val="p"/>
+              </m:rPr>
+              <m:t>+</m:t>
+            </m:r>
+          </m:sup>
+        </m:sSup>
+      </m:oMath>
       <w:r>
         <w:rPr>
           <w:rFonts w:ascii="Times New Roman" w:hAnsi="Times New Roman" w:eastAsia="Times New Roman" w:cs="Times New Roman"/>
@@ -9652,15 +9994,31 @@
         <w:rPr>
           <w:rFonts w:hint="eastAsia" w:ascii="Times New Roman" w:hAnsi="Times New Roman" w:eastAsia="Times New Roman" w:cs="Times New Roman"/>
         </w:rPr>
-        <w:t>；KHCO</w:t>
-      </w:r>
-      <w:r>
-        <w:rPr>
-          <w:rFonts w:hint="eastAsia" w:ascii="Times New Roman" w:hAnsi="Times New Roman" w:eastAsia="Times New Roman" w:cs="Times New Roman"/>
-          <w:vertAlign w:val="subscript"/>
-        </w:rPr>
-        <w:t>3</w:t>
-      </w:r>
+        <w:t xml:space="preserve">；</w:t>
+      </w:r>
+      <m:oMath>
+        <m:r>
+          <m:t>K</m:t>
+        </m:r>
+        <m:r>
+          <m:t>H</m:t>
+        </m:r>
+        <m:r>
+          <m:t>C</m:t>
+        </m:r>
+        <m:sSub>
+          <m:e>
+            <m:r>
+              <m:t>O</m:t>
+            </m:r>
+          </m:e>
+          <m:sub>
+            <m:r>
+              <m:t>3</m:t>
+            </m:r>
+          </m:sub>
+        </m:sSub>
+      </m:oMath>
       <w:r>
         <w:rPr>
           <w:rFonts w:ascii="Times New Roman" w:hAnsi="Times New Roman" w:eastAsia="Times New Roman" w:cs="Times New Roman"/>
@@ -10649,15 +11007,31 @@
         <w:rPr>
           <w:rFonts w:ascii="Times New Roman" w:hAnsi="Times New Roman" w:eastAsia="Times New Roman" w:cs="Times New Roman"/>
         </w:rPr>
-        <w:t xml:space="preserve"> HClO</w:t>
-      </w:r>
-      <w:r>
-        <w:rPr>
-          <w:rFonts w:ascii="Times New Roman" w:hAnsi="Times New Roman" w:eastAsia="Times New Roman" w:cs="Times New Roman"/>
-          <w:vertAlign w:val="subscript"/>
-        </w:rPr>
-        <w:t>4</w:t>
-      </w:r>
+        <w:t xml:space="preserve"> </w:t>
+      </w:r>
+      <m:oMath>
+        <m:r>
+          <m:t>H</m:t>
+        </m:r>
+        <m:r>
+          <m:t>C</m:t>
+        </m:r>
+        <m:r>
+          <m:t>l</m:t>
+        </m:r>
+        <m:sSub>
+          <m:e>
+            <m:r>
+              <m:t>O</m:t>
+            </m:r>
+          </m:e>
+          <m:sub>
+            <m:r>
+              <m:t>4</m:t>
+            </m:r>
+          </m:sub>
+        </m:sSub>
+      </m:oMath>
       <w:r>
         <w:rPr>
           <w:rFonts w:ascii="Times New Roman" w:hAnsi="Times New Roman" w:eastAsia="Times New Roman" w:cs="Times New Roman"/>
@@ -13000,41 +13374,101 @@
         <w:rPr>
           <w:rFonts w:ascii="Times New Roman" w:hAnsi="Times New Roman" w:eastAsia="Times New Roman" w:cs="Times New Roman"/>
         </w:rPr>
-        <w:t xml:space="preserve"> R</w:t>
-      </w:r>
-      <w:r>
-        <w:rPr>
-          <w:rFonts w:ascii="Times New Roman" w:hAnsi="Times New Roman" w:eastAsia="Times New Roman" w:cs="Times New Roman"/>
-          <w:vertAlign w:val="superscript"/>
-        </w:rPr>
-        <w:t>+-</w:t>
-      </w:r>
-      <w:r>
-        <w:rPr>
-          <w:rFonts w:ascii="Times New Roman" w:hAnsi="Times New Roman" w:eastAsia="Times New Roman" w:cs="Times New Roman"/>
-        </w:rPr>
-        <w:t xml:space="preserve"> 、 R</w:t>
-      </w:r>
-      <w:r>
-        <w:rPr>
-          <w:rFonts w:ascii="Times New Roman" w:hAnsi="Times New Roman" w:eastAsia="Times New Roman" w:cs="Times New Roman"/>
-          <w:vertAlign w:val="superscript"/>
-        </w:rPr>
-        <w:t>+</w:t>
-      </w:r>
-      <w:r>
-        <w:rPr>
-          <w:rFonts w:ascii="Times New Roman" w:hAnsi="Times New Roman" w:eastAsia="Times New Roman" w:cs="Times New Roman"/>
-        </w:rPr>
-        <w:t xml:space="preserve"> 、 R</w:t>
-      </w:r>
-      <w:r>
-        <w:rPr>
-          <w:rFonts w:ascii="Times New Roman" w:hAnsi="Times New Roman" w:eastAsia="Times New Roman" w:cs="Times New Roman"/>
-          <w:vertAlign w:val="superscript"/>
-        </w:rPr>
-        <w:t>-</w:t>
-      </w:r>
+        <w:t xml:space="preserve"> </w:t>
+      </w:r>
+      <m:oMath>
+        <m:sSup>
+          <m:e>
+            <m:r>
+              <m:t>R</m:t>
+            </m:r>
+          </m:e>
+          <m:sup>
+            <m:r>
+              <m:rPr>
+                <m:sty m:val="p"/>
+              </m:rPr>
+              <m:t>+</m:t>
+            </m:r>
+            <m:r>
+              <m:rPr>
+                <m:sty m:val="p"/>
+              </m:rPr>
+              <m:t>−</m:t>
+            </m:r>
+          </m:sup>
+        </m:sSup>
+      </m:oMath>
+      <w:r>
+        <w:rPr>
+          <w:rFonts w:ascii="Times New Roman" w:hAnsi="Times New Roman" w:eastAsia="Times New Roman" w:cs="Times New Roman"/>
+        </w:rPr>
+        <w:t xml:space="preserve"> </w:t>
+      </w:r>
+      <w:r>
+        <w:rPr>
+          <w:rFonts w:ascii="Times New Roman" w:hAnsi="Times New Roman" w:eastAsia="Times New Roman" w:cs="Times New Roman"/>
+        </w:rPr>
+        <w:t xml:space="preserve">、</w:t>
+      </w:r>
+      <w:r>
+        <w:rPr>
+          <w:rFonts w:ascii="Times New Roman" w:hAnsi="Times New Roman" w:eastAsia="Times New Roman" w:cs="Times New Roman"/>
+        </w:rPr>
+        <w:t xml:space="preserve"> </w:t>
+      </w:r>
+      <m:oMath>
+        <m:sSup>
+          <m:e>
+            <m:r>
+              <m:t>R</m:t>
+            </m:r>
+          </m:e>
+          <m:sup>
+            <m:r>
+              <m:rPr>
+                <m:sty m:val="p"/>
+              </m:rPr>
+              <m:t>+</m:t>
+            </m:r>
+          </m:sup>
+        </m:sSup>
+      </m:oMath>
+      <w:r>
+        <w:rPr>
+          <w:rFonts w:ascii="Times New Roman" w:hAnsi="Times New Roman" w:eastAsia="Times New Roman" w:cs="Times New Roman"/>
+        </w:rPr>
+        <w:t xml:space="preserve"> </w:t>
+      </w:r>
+      <w:r>
+        <w:rPr>
+          <w:rFonts w:ascii="Times New Roman" w:hAnsi="Times New Roman" w:eastAsia="Times New Roman" w:cs="Times New Roman"/>
+        </w:rPr>
+        <w:t xml:space="preserve">、</w:t>
+      </w:r>
+      <w:r>
+        <w:rPr>
+          <w:rFonts w:ascii="Times New Roman" w:hAnsi="Times New Roman" w:eastAsia="Times New Roman" w:cs="Times New Roman"/>
+        </w:rPr>
+        <w:t xml:space="preserve"> </w:t>
+      </w:r>
+      <m:oMath>
+        <m:sSup>
+          <m:e>
+            <m:r>
+              <m:t>R</m:t>
+            </m:r>
+          </m:e>
+          <m:sup>
+            <m:r>
+              <m:rPr>
+                <m:sty m:val="p"/>
+              </m:rPr>
+              <m:t>−</m:t>
+            </m:r>
+          </m:sup>
+        </m:sSup>
+      </m:oMath>
       <w:r>
         <w:rPr>
           <w:rFonts w:ascii="Times New Roman" w:hAnsi="Times New Roman" w:eastAsia="Times New Roman" w:cs="Times New Roman"/>
@@ -13051,41 +13485,101 @@
         <w:rPr>
           <w:rFonts w:ascii="Times New Roman" w:hAnsi="Times New Roman" w:eastAsia="Times New Roman" w:cs="Times New Roman"/>
         </w:rPr>
-        <w:t xml:space="preserve"> R</w:t>
-      </w:r>
-      <w:r>
-        <w:rPr>
-          <w:rFonts w:ascii="Times New Roman" w:hAnsi="Times New Roman" w:eastAsia="Times New Roman" w:cs="Times New Roman"/>
-          <w:vertAlign w:val="superscript"/>
-        </w:rPr>
-        <w:t>+-</w:t>
-      </w:r>
-      <w:r>
-        <w:rPr>
-          <w:rFonts w:ascii="Times New Roman" w:hAnsi="Times New Roman" w:eastAsia="Times New Roman" w:cs="Times New Roman"/>
-        </w:rPr>
-        <w:t xml:space="preserve"> ____ R</w:t>
-      </w:r>
-      <w:r>
-        <w:rPr>
-          <w:rFonts w:ascii="Times New Roman" w:hAnsi="Times New Roman" w:eastAsia="Times New Roman" w:cs="Times New Roman"/>
-          <w:vertAlign w:val="superscript"/>
-        </w:rPr>
-        <w:t>+</w:t>
-      </w:r>
-      <w:r>
-        <w:rPr>
-          <w:rFonts w:ascii="Times New Roman" w:hAnsi="Times New Roman" w:eastAsia="Times New Roman" w:cs="Times New Roman"/>
-        </w:rPr>
-        <w:t xml:space="preserve"> ____ R</w:t>
-      </w:r>
-      <w:r>
-        <w:rPr>
-          <w:rFonts w:ascii="Times New Roman" w:hAnsi="Times New Roman" w:eastAsia="Times New Roman" w:cs="Times New Roman"/>
-          <w:vertAlign w:val="superscript"/>
-        </w:rPr>
-        <w:t>-</w:t>
-      </w:r>
+        <w:t xml:space="preserve"> </w:t>
+      </w:r>
+      <m:oMath>
+        <m:sSup>
+          <m:e>
+            <m:r>
+              <m:t>R</m:t>
+            </m:r>
+          </m:e>
+          <m:sup>
+            <m:r>
+              <m:rPr>
+                <m:sty m:val="p"/>
+              </m:rPr>
+              <m:t>+</m:t>
+            </m:r>
+            <m:r>
+              <m:rPr>
+                <m:sty m:val="p"/>
+              </m:rPr>
+              <m:t>−</m:t>
+            </m:r>
+          </m:sup>
+        </m:sSup>
+      </m:oMath>
+      <w:r>
+        <w:rPr>
+          <w:rFonts w:ascii="Times New Roman" w:hAnsi="Times New Roman" w:eastAsia="Times New Roman" w:cs="Times New Roman"/>
+        </w:rPr>
+        <w:t xml:space="preserve"> </w:t>
+      </w:r>
+      <w:r>
+        <w:rPr>
+          <w:rFonts w:ascii="Times New Roman" w:hAnsi="Times New Roman" w:eastAsia="Times New Roman" w:cs="Times New Roman"/>
+        </w:rPr>
+        <w:t xml:space="preserve">____</w:t>
+      </w:r>
+      <w:r>
+        <w:rPr>
+          <w:rFonts w:ascii="Times New Roman" w:hAnsi="Times New Roman" w:eastAsia="Times New Roman" w:cs="Times New Roman"/>
+        </w:rPr>
+        <w:t xml:space="preserve"> </w:t>
+      </w:r>
+      <m:oMath>
+        <m:sSup>
+          <m:e>
+            <m:r>
+              <m:t>R</m:t>
+            </m:r>
+          </m:e>
+          <m:sup>
+            <m:r>
+              <m:rPr>
+                <m:sty m:val="p"/>
+              </m:rPr>
+              <m:t>+</m:t>
+            </m:r>
+          </m:sup>
+        </m:sSup>
+      </m:oMath>
+      <w:r>
+        <w:rPr>
+          <w:rFonts w:ascii="Times New Roman" w:hAnsi="Times New Roman" w:eastAsia="Times New Roman" w:cs="Times New Roman"/>
+        </w:rPr>
+        <w:t xml:space="preserve"> </w:t>
+      </w:r>
+      <w:r>
+        <w:rPr>
+          <w:rFonts w:ascii="Times New Roman" w:hAnsi="Times New Roman" w:eastAsia="Times New Roman" w:cs="Times New Roman"/>
+        </w:rPr>
+        <w:t xml:space="preserve">____</w:t>
+      </w:r>
+      <w:r>
+        <w:rPr>
+          <w:rFonts w:ascii="Times New Roman" w:hAnsi="Times New Roman" w:eastAsia="Times New Roman" w:cs="Times New Roman"/>
+        </w:rPr>
+        <w:t xml:space="preserve"> </w:t>
+      </w:r>
+      <m:oMath>
+        <m:sSup>
+          <m:e>
+            <m:r>
+              <m:t>R</m:t>
+            </m:r>
+          </m:e>
+          <m:sup>
+            <m:r>
+              <m:rPr>
+                <m:sty m:val="p"/>
+              </m:rPr>
+              <m:t>−</m:t>
+            </m:r>
+          </m:sup>
+        </m:sSup>
+      </m:oMath>
       <w:r>
         <w:rPr>
           <w:rFonts w:ascii="Times New Roman" w:hAnsi="Times New Roman" w:eastAsia="Times New Roman" w:cs="Times New Roman"/>
@@ -13530,15 +14024,25 @@
         <w:rPr>
           <w:rFonts w:ascii="Times New Roman" w:hAnsi="Times New Roman" w:eastAsia="Times New Roman" w:cs="Times New Roman"/>
         </w:rPr>
-        <w:t xml:space="preserve"> CO</w:t>
-      </w:r>
-      <w:r>
-        <w:rPr>
-          <w:rFonts w:ascii="Times New Roman" w:hAnsi="Times New Roman" w:eastAsia="Times New Roman" w:cs="Times New Roman"/>
-          <w:vertAlign w:val="subscript"/>
-        </w:rPr>
-        <w:t>2</w:t>
-      </w:r>
+        <w:t xml:space="preserve"> </w:t>
+      </w:r>
+      <m:oMath>
+        <m:r>
+          <m:t>C</m:t>
+        </m:r>
+        <m:sSub>
+          <m:e>
+            <m:r>
+              <m:t>O</m:t>
+            </m:r>
+          </m:e>
+          <m:sub>
+            <m:r>
+              <m:t>2</m:t>
+            </m:r>
+          </m:sub>
+        </m:sSub>
+      </m:oMath>
       <w:r>
         <w:rPr>
           <w:rFonts w:ascii="Times New Roman" w:hAnsi="Times New Roman" w:eastAsia="Times New Roman" w:cs="Times New Roman"/>
@@ -17057,15 +17561,28 @@
         <w:rPr>
           <w:rFonts w:ascii="Times New Roman" w:hAnsi="Times New Roman" w:eastAsia="Times New Roman" w:cs="Times New Roman"/>
         </w:rPr>
-        <w:t xml:space="preserve"> A</w:t>
-      </w:r>
-      <w:r>
-        <w:rPr>
-          <w:rFonts w:ascii="Times New Roman" w:hAnsi="Times New Roman" w:eastAsia="Times New Roman" w:cs="Times New Roman"/>
-          <w:vertAlign w:val="superscript"/>
-        </w:rPr>
-        <w:t>2-</w:t>
-      </w:r>
+        <w:t xml:space="preserve"> </w:t>
+      </w:r>
+      <m:oMath>
+        <m:sSup>
+          <m:e>
+            <m:r>
+              <m:t>A</m:t>
+            </m:r>
+          </m:e>
+          <m:sup>
+            <m:r>
+              <m:t>2</m:t>
+            </m:r>
+            <m:r>
+              <m:rPr>
+                <m:sty m:val="p"/>
+              </m:rPr>
+              <m:t>−</m:t>
+            </m:r>
+          </m:sup>
+        </m:sSup>
+      </m:oMath>
       <w:r>
         <w:rPr>
           <w:rFonts w:ascii="Times New Roman" w:hAnsi="Times New Roman" w:eastAsia="Times New Roman" w:cs="Times New Roman"/>
@@ -17890,15 +18407,25 @@
         <w:rPr>
           <w:rFonts w:ascii="Times New Roman" w:hAnsi="Times New Roman" w:eastAsia="Times New Roman" w:cs="Times New Roman"/>
         </w:rPr>
-        <w:t xml:space="preserve"> Cl</w:t>
-      </w:r>
-      <w:r>
-        <w:rPr>
-          <w:rFonts w:ascii="Times New Roman" w:hAnsi="Times New Roman" w:eastAsia="Times New Roman" w:cs="Times New Roman"/>
-          <w:vertAlign w:val="subscript"/>
-        </w:rPr>
-        <w:t>2</w:t>
-      </w:r>
+        <w:t xml:space="preserve"> </w:t>
+      </w:r>
+      <m:oMath>
+        <m:r>
+          <m:t>C</m:t>
+        </m:r>
+        <m:sSub>
+          <m:e>
+            <m:r>
+              <m:t>l</m:t>
+            </m:r>
+          </m:e>
+          <m:sub>
+            <m:r>
+              <m:t>2</m:t>
+            </m:r>
+          </m:sub>
+        </m:sSub>
+      </m:oMath>
       <w:r>
         <w:rPr>
           <w:rFonts w:ascii="Times New Roman" w:hAnsi="Times New Roman" w:eastAsia="Times New Roman" w:cs="Times New Roman"/>
@@ -21915,15 +22442,31 @@
         <w:rPr>
           <w:rFonts w:ascii="Times New Roman" w:hAnsi="Times New Roman" w:eastAsia="Times New Roman" w:cs="Times New Roman"/>
         </w:rPr>
-        <w:t xml:space="preserve"> TiCl</w:t>
-      </w:r>
-      <w:r>
-        <w:rPr>
-          <w:rFonts w:ascii="Times New Roman" w:hAnsi="Times New Roman" w:eastAsia="Times New Roman" w:cs="Times New Roman"/>
-          <w:vertAlign w:val="subscript"/>
-        </w:rPr>
-        <w:t>4</w:t>
-      </w:r>
+        <w:t xml:space="preserve"> </w:t>
+      </w:r>
+      <m:oMath>
+        <m:r>
+          <m:t>T</m:t>
+        </m:r>
+        <m:r>
+          <m:t>i</m:t>
+        </m:r>
+        <m:r>
+          <m:t>C</m:t>
+        </m:r>
+        <m:sSub>
+          <m:e>
+            <m:r>
+              <m:t>l</m:t>
+            </m:r>
+          </m:e>
+          <m:sub>
+            <m:r>
+              <m:t>4</m:t>
+            </m:r>
+          </m:sub>
+        </m:sSub>
+      </m:oMath>
       <w:r>
         <w:rPr>
           <w:rFonts w:ascii="Times New Roman" w:hAnsi="Times New Roman" w:eastAsia="Times New Roman" w:cs="Times New Roman"/>
@@ -22024,15 +22567,28 @@
         <w:rPr>
           <w:rFonts w:ascii="Times New Roman" w:hAnsi="Times New Roman" w:eastAsia="Times New Roman" w:cs="Times New Roman"/>
         </w:rPr>
-        <w:t xml:space="preserve"> HNO</w:t>
-      </w:r>
-      <w:r>
-        <w:rPr>
-          <w:rFonts w:ascii="Times New Roman" w:hAnsi="Times New Roman" w:eastAsia="Times New Roman" w:cs="Times New Roman"/>
-          <w:vertAlign w:val="subscript"/>
-        </w:rPr>
-        <w:t>3</w:t>
-      </w:r>
+        <w:t xml:space="preserve"> </w:t>
+      </w:r>
+      <m:oMath>
+        <m:r>
+          <m:t>H</m:t>
+        </m:r>
+        <m:r>
+          <m:t>N</m:t>
+        </m:r>
+        <m:sSub>
+          <m:e>
+            <m:r>
+              <m:t>O</m:t>
+            </m:r>
+          </m:e>
+          <m:sub>
+            <m:r>
+              <m:t>3</m:t>
+            </m:r>
+          </m:sub>
+        </m:sSub>
+      </m:oMath>
       <w:r>
         <w:rPr>
           <w:rFonts w:ascii="Times New Roman" w:hAnsi="Times New Roman" w:eastAsia="Times New Roman" w:cs="Times New Roman"/>
@@ -23232,138 +23788,240 @@
         </w:rPr>
         <w:t xml:space="preserve"> </w:t>
       </w:r>
-      <w:r>
-        <w:rPr>
-          <w:rFonts w:hint="eastAsia" w:ascii="Times New Roman" w:hAnsi="Times New Roman" w:eastAsia="Times New Roman" w:cs="Times New Roman"/>
-        </w:rPr>
-        <w:t>Na</w:t>
-      </w:r>
-      <w:r>
-        <w:rPr>
-          <w:rFonts w:hint="eastAsia" w:ascii="Times New Roman" w:hAnsi="Times New Roman" w:eastAsia="Times New Roman" w:cs="Times New Roman"/>
-          <w:vertAlign w:val="superscript"/>
-        </w:rPr>
-        <w:t>+</w:t>
-      </w:r>
-      <w:r>
-        <w:rPr>
-          <w:rFonts w:hint="eastAsia" w:ascii="Times New Roman" w:hAnsi="Times New Roman" w:eastAsia="Times New Roman" w:cs="Times New Roman"/>
-        </w:rPr>
-        <w:t>，Ag</w:t>
-      </w:r>
-      <w:r>
-        <w:rPr>
-          <w:rFonts w:hint="eastAsia" w:ascii="Times New Roman" w:hAnsi="Times New Roman" w:eastAsia="Times New Roman" w:cs="Times New Roman"/>
-          <w:vertAlign w:val="superscript"/>
-        </w:rPr>
-        <w:t>+</w:t>
-      </w:r>
-      <w:r>
-        <w:rPr>
-          <w:rFonts w:hint="eastAsia" w:ascii="Times New Roman" w:hAnsi="Times New Roman" w:eastAsia="Times New Roman" w:cs="Times New Roman"/>
-        </w:rPr>
-        <w:t>，Al</w:t>
-      </w:r>
-      <w:r>
-        <w:rPr>
-          <w:rFonts w:hint="eastAsia" w:ascii="Times New Roman" w:hAnsi="Times New Roman" w:eastAsia="Times New Roman" w:cs="Times New Roman"/>
-          <w:vertAlign w:val="superscript"/>
-        </w:rPr>
-        <w:t>3+</w:t>
-      </w:r>
-      <w:r>
-        <w:rPr>
-          <w:rFonts w:hint="eastAsia" w:ascii="Times New Roman" w:hAnsi="Times New Roman" w:eastAsia="Times New Roman" w:cs="Times New Roman"/>
-        </w:rPr>
-        <w:t>，AlO</w:t>
-      </w:r>
-      <w:r>
-        <w:rPr>
-          <w:rFonts w:hint="eastAsia" w:ascii="Times New Roman" w:hAnsi="Times New Roman" w:eastAsia="Times New Roman" w:cs="Times New Roman"/>
-          <w:vertAlign w:val="subscript"/>
-        </w:rPr>
-        <w:t>2</w:t>
-      </w:r>
-      <w:r>
-        <w:rPr>
-          <w:rFonts w:hint="eastAsia" w:ascii="Times New Roman" w:hAnsi="Times New Roman" w:eastAsia="Times New Roman" w:cs="Times New Roman"/>
-          <w:vertAlign w:val="superscript"/>
-        </w:rPr>
-        <w:t>-</w:t>
-      </w:r>
-      <w:r>
-        <w:rPr>
-          <w:rFonts w:hint="eastAsia" w:ascii="Times New Roman" w:hAnsi="Times New Roman" w:eastAsia="Times New Roman" w:cs="Times New Roman"/>
-        </w:rPr>
-        <w:t>，S</w:t>
-      </w:r>
-      <w:r>
-        <w:rPr>
-          <w:rFonts w:hint="eastAsia" w:ascii="Times New Roman" w:hAnsi="Times New Roman" w:eastAsia="Times New Roman" w:cs="Times New Roman"/>
-          <w:vertAlign w:val="superscript"/>
-        </w:rPr>
-        <w:t>2-</w:t>
-      </w:r>
-      <w:r>
-        <w:rPr>
-          <w:rFonts w:hint="eastAsia" w:ascii="Times New Roman" w:hAnsi="Times New Roman" w:eastAsia="Times New Roman" w:cs="Times New Roman"/>
-        </w:rPr>
-        <w:t>，CO</w:t>
-      </w:r>
-      <w:r>
-        <w:rPr>
-          <w:rFonts w:hint="eastAsia" w:ascii="Times New Roman" w:hAnsi="Times New Roman" w:eastAsia="Times New Roman" w:cs="Times New Roman"/>
-          <w:vertAlign w:val="subscript"/>
-        </w:rPr>
-        <w:t>3</w:t>
-      </w:r>
-      <w:r>
-        <w:rPr>
-          <w:rFonts w:hint="eastAsia" w:ascii="Times New Roman" w:hAnsi="Times New Roman" w:eastAsia="Times New Roman" w:cs="Times New Roman"/>
-          <w:vertAlign w:val="superscript"/>
-        </w:rPr>
-        <w:t>2-</w:t>
-      </w:r>
-      <w:r>
-        <w:rPr>
-          <w:rFonts w:hint="eastAsia" w:ascii="Times New Roman" w:hAnsi="Times New Roman" w:eastAsia="Times New Roman" w:cs="Times New Roman"/>
-        </w:rPr>
-        <w:t>，SO</w:t>
-      </w:r>
-      <w:r>
-        <w:rPr>
-          <w:rFonts w:hint="eastAsia" w:ascii="Times New Roman" w:hAnsi="Times New Roman" w:eastAsia="Times New Roman" w:cs="Times New Roman"/>
-          <w:vertAlign w:val="subscript"/>
-        </w:rPr>
-        <w:t>3</w:t>
-      </w:r>
-      <w:r>
-        <w:rPr>
-          <w:rFonts w:hint="eastAsia" w:ascii="Times New Roman" w:hAnsi="Times New Roman" w:eastAsia="Times New Roman" w:cs="Times New Roman"/>
-          <w:vertAlign w:val="superscript"/>
-        </w:rPr>
-        <w:t>2-</w:t>
-      </w:r>
-      <w:r>
-        <w:rPr>
-          <w:rFonts w:hint="eastAsia" w:ascii="Times New Roman" w:hAnsi="Times New Roman" w:eastAsia="Times New Roman" w:cs="Times New Roman"/>
-        </w:rPr>
-        <w:t>，NO</w:t>
-      </w:r>
-      <w:r>
-        <w:rPr>
-          <w:rFonts w:hint="eastAsia" w:ascii="Times New Roman" w:hAnsi="Times New Roman" w:eastAsia="Times New Roman" w:cs="Times New Roman"/>
-          <w:vertAlign w:val="subscript"/>
-        </w:rPr>
-        <w:t>3</w:t>
-      </w:r>
-      <w:r>
-        <w:rPr>
-          <w:rFonts w:hint="eastAsia" w:ascii="Times New Roman" w:hAnsi="Times New Roman" w:eastAsia="Times New Roman" w:cs="Times New Roman"/>
-          <w:vertAlign w:val="superscript"/>
-        </w:rPr>
-        <w:t>-</w:t>
-      </w:r>
+      <m:oMath>
+        <m:r>
+          <m:t>N</m:t>
+        </m:r>
+        <m:sSup>
+          <m:e>
+            <m:r>
+              <m:t>a</m:t>
+            </m:r>
+          </m:e>
+          <m:sup>
+            <m:r>
+              <m:rPr>
+                <m:sty m:val="p"/>
+              </m:rPr>
+              <m:t>+</m:t>
+            </m:r>
+          </m:sup>
+        </m:sSup>
+      </m:oMath>
+      <w:r>
+        <w:rPr>
+          <w:rFonts w:hint="eastAsia" w:ascii="Times New Roman" w:hAnsi="Times New Roman" w:eastAsia="Times New Roman" w:cs="Times New Roman"/>
+        </w:rPr>
+        <w:t xml:space="preserve">，</w:t>
+      </w:r>
+      <m:oMath>
+        <m:r>
+          <m:t>A</m:t>
+        </m:r>
+        <m:sSup>
+          <m:e>
+            <m:r>
+              <m:t>g</m:t>
+            </m:r>
+          </m:e>
+          <m:sup>
+            <m:r>
+              <m:rPr>
+                <m:sty m:val="p"/>
+              </m:rPr>
+              <m:t>+</m:t>
+            </m:r>
+          </m:sup>
+        </m:sSup>
+      </m:oMath>
+      <w:r>
+        <w:rPr>
+          <w:rFonts w:hint="eastAsia" w:ascii="Times New Roman" w:hAnsi="Times New Roman" w:eastAsia="Times New Roman" w:cs="Times New Roman"/>
+        </w:rPr>
+        <w:t xml:space="preserve">，</w:t>
+      </w:r>
+      <m:oMath>
+        <m:r>
+          <m:t>A</m:t>
+        </m:r>
+        <m:sSup>
+          <m:e>
+            <m:r>
+              <m:t>l</m:t>
+            </m:r>
+          </m:e>
+          <m:sup>
+            <m:r>
+              <m:t>3</m:t>
+            </m:r>
+            <m:r>
+              <m:rPr>
+                <m:sty m:val="p"/>
+              </m:rPr>
+              <m:t>+</m:t>
+            </m:r>
+          </m:sup>
+        </m:sSup>
+      </m:oMath>
+      <w:r>
+        <w:rPr>
+          <w:rFonts w:hint="eastAsia" w:ascii="Times New Roman" w:hAnsi="Times New Roman" w:eastAsia="Times New Roman" w:cs="Times New Roman"/>
+        </w:rPr>
+        <w:t xml:space="preserve">，</w:t>
+      </w:r>
+      <m:oMath>
+        <m:r>
+          <m:t>A</m:t>
+        </m:r>
+        <m:r>
+          <m:t>l</m:t>
+        </m:r>
+        <m:sSubSup>
+          <m:e>
+            <m:r>
+              <m:t>O</m:t>
+            </m:r>
+          </m:e>
+          <m:sub>
+            <m:r>
+              <m:t>2</m:t>
+            </m:r>
+          </m:sub>
+          <m:sup>
+            <m:r>
+              <m:rPr>
+                <m:sty m:val="p"/>
+              </m:rPr>
+              <m:t>−</m:t>
+            </m:r>
+          </m:sup>
+        </m:sSubSup>
+      </m:oMath>
+      <w:r>
+        <w:rPr>
+          <w:rFonts w:hint="eastAsia" w:ascii="Times New Roman" w:hAnsi="Times New Roman" w:eastAsia="Times New Roman" w:cs="Times New Roman"/>
+        </w:rPr>
+        <w:t xml:space="preserve">，</w:t>
+      </w:r>
+      <m:oMath>
+        <m:sSup>
+          <m:e>
+            <m:r>
+              <m:t>S</m:t>
+            </m:r>
+          </m:e>
+          <m:sup>
+            <m:r>
+              <m:t>2</m:t>
+            </m:r>
+            <m:r>
+              <m:rPr>
+                <m:sty m:val="p"/>
+              </m:rPr>
+              <m:t>−</m:t>
+            </m:r>
+          </m:sup>
+        </m:sSup>
+      </m:oMath>
+      <w:r>
+        <w:rPr>
+          <w:rFonts w:hint="eastAsia" w:ascii="Times New Roman" w:hAnsi="Times New Roman" w:eastAsia="Times New Roman" w:cs="Times New Roman"/>
+        </w:rPr>
+        <w:t xml:space="preserve">，</w:t>
+      </w:r>
+      <m:oMath>
+        <m:r>
+          <m:t>C</m:t>
+        </m:r>
+        <m:sSubSup>
+          <m:e>
+            <m:r>
+              <m:t>O</m:t>
+            </m:r>
+          </m:e>
+          <m:sub>
+            <m:r>
+              <m:t>3</m:t>
+            </m:r>
+          </m:sub>
+          <m:sup>
+            <m:r>
+              <m:t>2</m:t>
+            </m:r>
+            <m:r>
+              <m:rPr>
+                <m:sty m:val="p"/>
+              </m:rPr>
+              <m:t>−</m:t>
+            </m:r>
+          </m:sup>
+        </m:sSubSup>
+      </m:oMath>
+      <w:r>
+        <w:rPr>
+          <w:rFonts w:hint="eastAsia" w:ascii="Times New Roman" w:hAnsi="Times New Roman" w:eastAsia="Times New Roman" w:cs="Times New Roman"/>
+        </w:rPr>
+        <w:t xml:space="preserve">，</w:t>
+      </w:r>
+      <m:oMath>
+        <m:r>
+          <m:t>S</m:t>
+        </m:r>
+        <m:sSubSup>
+          <m:e>
+            <m:r>
+              <m:t>O</m:t>
+            </m:r>
+          </m:e>
+          <m:sub>
+            <m:r>
+              <m:t>3</m:t>
+            </m:r>
+          </m:sub>
+          <m:sup>
+            <m:r>
+              <m:t>2</m:t>
+            </m:r>
+            <m:r>
+              <m:rPr>
+                <m:sty m:val="p"/>
+              </m:rPr>
+              <m:t>−</m:t>
+            </m:r>
+          </m:sup>
+        </m:sSubSup>
+      </m:oMath>
+      <w:r>
+        <w:rPr>
+          <w:rFonts w:hint="eastAsia" w:ascii="Times New Roman" w:hAnsi="Times New Roman" w:eastAsia="Times New Roman" w:cs="Times New Roman"/>
+        </w:rPr>
+        <w:t xml:space="preserve">，</w:t>
+      </w:r>
+      <m:oMath>
+        <m:r>
+          <m:t>N</m:t>
+        </m:r>
+        <m:sSubSup>
+          <m:e>
+            <m:r>
+              <m:t>O</m:t>
+            </m:r>
+          </m:e>
+          <m:sub>
+            <m:r>
+              <m:t>3</m:t>
+            </m:r>
+          </m:sub>
+          <m:sup>
+            <m:r>
+              <m:rPr>
+                <m:sty m:val="p"/>
+              </m:rPr>
+              <m:t>−</m:t>
+            </m:r>
+          </m:sup>
+        </m:sSubSup>
+      </m:oMath>
       <w:r>
         <w:rPr>
           <w:rFonts w:ascii="Times New Roman" w:hAnsi="Times New Roman" w:eastAsia="Times New Roman" w:cs="Times New Roman"/>
@@ -23475,48 +24133,88 @@
         <w:rPr>
           <w:rFonts w:ascii="Times New Roman" w:hAnsi="Times New Roman" w:eastAsia="Times New Roman" w:cs="Times New Roman"/>
         </w:rPr>
-        <w:t xml:space="preserve"> S</w:t>
-      </w:r>
-      <w:r>
-        <w:rPr>
-          <w:rFonts w:ascii="Times New Roman" w:hAnsi="Times New Roman" w:eastAsia="Times New Roman" w:cs="Times New Roman"/>
-          <w:vertAlign w:val="superscript"/>
-        </w:rPr>
-        <w:t>2-</w:t>
-      </w:r>
-      <w:r>
-        <w:rPr>
-          <w:rFonts w:ascii="Times New Roman" w:hAnsi="Times New Roman" w:eastAsia="Times New Roman" w:cs="Times New Roman"/>
-        </w:rPr>
-        <w:t>、SO</w:t>
-      </w:r>
-      <w:r>
-        <w:rPr>
-          <w:rFonts w:ascii="Times New Roman" w:hAnsi="Times New Roman" w:eastAsia="Times New Roman" w:cs="Times New Roman"/>
-          <w:vertAlign w:val="subscript"/>
-        </w:rPr>
-        <w:t>3</w:t>
-      </w:r>
-      <w:r>
-        <w:rPr>
-          <w:rFonts w:ascii="Times New Roman" w:hAnsi="Times New Roman" w:eastAsia="Times New Roman" w:cs="Times New Roman"/>
-          <w:vertAlign w:val="superscript"/>
-        </w:rPr>
-        <w:t>2-</w:t>
-      </w:r>
-      <w:r>
-        <w:rPr>
-          <w:rFonts w:ascii="Times New Roman" w:hAnsi="Times New Roman" w:eastAsia="Times New Roman" w:cs="Times New Roman"/>
-        </w:rPr>
-        <w:t>、Na</w:t>
-      </w:r>
-      <w:r>
-        <w:rPr>
-          <w:rFonts w:ascii="Times New Roman" w:hAnsi="Times New Roman" w:eastAsia="Times New Roman" w:cs="Times New Roman"/>
-          <w:vertAlign w:val="superscript"/>
-        </w:rPr>
-        <w:t>+</w:t>
-      </w:r>
+        <w:t xml:space="preserve"> </w:t>
+      </w:r>
+      <m:oMath>
+        <m:sSup>
+          <m:e>
+            <m:r>
+              <m:t>S</m:t>
+            </m:r>
+          </m:e>
+          <m:sup>
+            <m:r>
+              <m:t>2</m:t>
+            </m:r>
+            <m:r>
+              <m:rPr>
+                <m:sty m:val="p"/>
+              </m:rPr>
+              <m:t>−</m:t>
+            </m:r>
+          </m:sup>
+        </m:sSup>
+      </m:oMath>
+      <w:r>
+        <w:rPr>
+          <w:rFonts w:ascii="Times New Roman" w:hAnsi="Times New Roman" w:eastAsia="Times New Roman" w:cs="Times New Roman"/>
+        </w:rPr>
+        <w:t xml:space="preserve">、</w:t>
+      </w:r>
+      <m:oMath>
+        <m:r>
+          <m:t>S</m:t>
+        </m:r>
+        <m:sSubSup>
+          <m:e>
+            <m:r>
+              <m:t>O</m:t>
+            </m:r>
+          </m:e>
+          <m:sub>
+            <m:r>
+              <m:t>3</m:t>
+            </m:r>
+          </m:sub>
+          <m:sup>
+            <m:r>
+              <m:t>2</m:t>
+            </m:r>
+            <m:r>
+              <m:rPr>
+                <m:sty m:val="p"/>
+              </m:rPr>
+              <m:t>−</m:t>
+            </m:r>
+          </m:sup>
+        </m:sSubSup>
+      </m:oMath>
+      <w:r>
+        <w:rPr>
+          <w:rFonts w:ascii="Times New Roman" w:hAnsi="Times New Roman" w:eastAsia="Times New Roman" w:cs="Times New Roman"/>
+        </w:rPr>
+        <w:t xml:space="preserve">、</w:t>
+      </w:r>
+      <m:oMath>
+        <m:r>
+          <m:t>N</m:t>
+        </m:r>
+        <m:sSup>
+          <m:e>
+            <m:r>
+              <m:t>a</m:t>
+            </m:r>
+          </m:e>
+          <m:sup>
+            <m:r>
+              <m:rPr>
+                <m:sty m:val="p"/>
+              </m:rPr>
+              <m:t>+</m:t>
+            </m:r>
+          </m:sup>
+        </m:sSup>
+      </m:oMath>
     </w:p>
     <w:p>
       <w:pPr>
@@ -23538,42 +24236,70 @@
         <w:rPr>
           <w:rFonts w:ascii="Times New Roman" w:hAnsi="Times New Roman" w:eastAsia="Times New Roman" w:cs="Times New Roman"/>
         </w:rPr>
-        <w:t xml:space="preserve"> AlO</w:t>
-      </w:r>
-      <w:r>
-        <w:rPr>
-          <w:rFonts w:ascii="Times New Roman" w:hAnsi="Times New Roman" w:eastAsia="Times New Roman" w:cs="Times New Roman"/>
-          <w:vertAlign w:val="subscript"/>
-        </w:rPr>
-        <w:t>2</w:t>
-      </w:r>
-      <w:r>
-        <w:rPr>
-          <w:rFonts w:ascii="Times New Roman" w:hAnsi="Times New Roman" w:eastAsia="Times New Roman" w:cs="Times New Roman"/>
-          <w:vertAlign w:val="superscript"/>
-        </w:rPr>
-        <w:t>-</w:t>
-      </w:r>
-      <w:r>
-        <w:rPr>
-          <w:rFonts w:ascii="Times New Roman" w:hAnsi="Times New Roman" w:eastAsia="Times New Roman" w:cs="Times New Roman"/>
-        </w:rPr>
-        <w:t>、CO</w:t>
-      </w:r>
-      <w:r>
-        <w:rPr>
-          <w:rFonts w:ascii="Times New Roman" w:hAnsi="Times New Roman" w:eastAsia="Times New Roman" w:cs="Times New Roman"/>
-          <w:vertAlign w:val="subscript"/>
-        </w:rPr>
-        <w:t>3</w:t>
-      </w:r>
-      <w:r>
-        <w:rPr>
-          <w:rFonts w:ascii="Times New Roman" w:hAnsi="Times New Roman" w:eastAsia="Times New Roman" w:cs="Times New Roman"/>
-          <w:vertAlign w:val="superscript"/>
-        </w:rPr>
-        <w:t>2-</w:t>
-      </w:r>
+        <w:t xml:space="preserve"> </w:t>
+      </w:r>
+      <m:oMath>
+        <m:r>
+          <m:t>A</m:t>
+        </m:r>
+        <m:r>
+          <m:t>l</m:t>
+        </m:r>
+        <m:sSubSup>
+          <m:e>
+            <m:r>
+              <m:t>O</m:t>
+            </m:r>
+          </m:e>
+          <m:sub>
+            <m:r>
+              <m:t>2</m:t>
+            </m:r>
+          </m:sub>
+          <m:sup>
+            <m:r>
+              <m:rPr>
+                <m:sty m:val="p"/>
+              </m:rPr>
+              <m:t>−</m:t>
+            </m:r>
+          </m:sup>
+        </m:sSubSup>
+      </m:oMath>
+      <w:r>
+        <w:rPr>
+          <w:rFonts w:ascii="Times New Roman" w:hAnsi="Times New Roman" w:eastAsia="Times New Roman" w:cs="Times New Roman"/>
+        </w:rPr>
+        <w:t xml:space="preserve">、</w:t>
+      </w:r>
+      <m:oMath>
+        <m:r>
+          <m:t>C</m:t>
+        </m:r>
+        <m:sSubSup>
+          <m:e>
+            <m:r>
+              <m:t>O</m:t>
+            </m:r>
+          </m:e>
+          <m:sub>
+            <m:r>
+              <m:t>3</m:t>
+            </m:r>
+          </m:sub>
+          <m:sup>
+            <m:r>
+              <m:t>2</m:t>
+            </m:r>
+            <m:r>
+              <m:rPr>
+                <m:sty m:val="p"/>
+              </m:rPr>
+              <m:t>−</m:t>
+            </m:r>
+          </m:sup>
+        </m:sSubSup>
+      </m:oMath>
     </w:p>
     <w:p>
       <w:pPr>
@@ -23595,28 +24321,57 @@
         <w:rPr>
           <w:rFonts w:ascii="Times New Roman" w:hAnsi="Times New Roman" w:eastAsia="Times New Roman" w:cs="Times New Roman"/>
         </w:rPr>
-        <w:t xml:space="preserve"> Ag</w:t>
-      </w:r>
-      <w:r>
-        <w:rPr>
-          <w:rFonts w:ascii="Times New Roman" w:hAnsi="Times New Roman" w:eastAsia="Times New Roman" w:cs="Times New Roman"/>
-          <w:vertAlign w:val="superscript"/>
-        </w:rPr>
-        <w:t>+</w:t>
-      </w:r>
-      <w:r>
-        <w:rPr>
-          <w:rFonts w:ascii="Times New Roman" w:hAnsi="Times New Roman" w:eastAsia="Times New Roman" w:cs="Times New Roman"/>
-        </w:rPr>
-        <w:t>、Al</w:t>
-      </w:r>
-      <w:r>
-        <w:rPr>
-          <w:rFonts w:ascii="Times New Roman" w:hAnsi="Times New Roman" w:eastAsia="Times New Roman" w:cs="Times New Roman"/>
-          <w:vertAlign w:val="superscript"/>
-        </w:rPr>
-        <w:t>3+</w:t>
-      </w:r>
+        <w:t xml:space="preserve"> </w:t>
+      </w:r>
+      <m:oMath>
+        <m:r>
+          <m:t>A</m:t>
+        </m:r>
+        <m:sSup>
+          <m:e>
+            <m:r>
+              <m:t>g</m:t>
+            </m:r>
+          </m:e>
+          <m:sup>
+            <m:r>
+              <m:rPr>
+                <m:sty m:val="p"/>
+              </m:rPr>
+              <m:t>+</m:t>
+            </m:r>
+          </m:sup>
+        </m:sSup>
+      </m:oMath>
+      <w:r>
+        <w:rPr>
+          <w:rFonts w:ascii="Times New Roman" w:hAnsi="Times New Roman" w:eastAsia="Times New Roman" w:cs="Times New Roman"/>
+        </w:rPr>
+        <w:t xml:space="preserve">、</w:t>
+      </w:r>
+      <m:oMath>
+        <m:r>
+          <m:t>A</m:t>
+        </m:r>
+        <m:sSup>
+          <m:e>
+            <m:r>
+              <m:t>l</m:t>
+            </m:r>
+          </m:e>
+          <m:sup>
+            <m:r>
+              <m:t>3</m:t>
+            </m:r>
+            <m:r>
+              <m:rPr>
+                <m:sty m:val="p"/>
+              </m:rPr>
+              <m:t>+</m:t>
+            </m:r>
+          </m:sup>
+        </m:sSup>
+      </m:oMath>
     </w:p>
     <w:p>
       <w:pPr>
@@ -23638,42 +24393,67 @@
         <w:rPr>
           <w:rFonts w:ascii="Times New Roman" w:hAnsi="Times New Roman" w:eastAsia="Times New Roman" w:cs="Times New Roman"/>
         </w:rPr>
-        <w:t xml:space="preserve"> SO</w:t>
-      </w:r>
-      <w:r>
-        <w:rPr>
-          <w:rFonts w:ascii="Times New Roman" w:hAnsi="Times New Roman" w:eastAsia="Times New Roman" w:cs="Times New Roman"/>
-          <w:vertAlign w:val="subscript"/>
-        </w:rPr>
-        <w:t>3</w:t>
-      </w:r>
-      <w:r>
-        <w:rPr>
-          <w:rFonts w:ascii="Times New Roman" w:hAnsi="Times New Roman" w:eastAsia="Times New Roman" w:cs="Times New Roman"/>
-          <w:vertAlign w:val="superscript"/>
-        </w:rPr>
-        <w:t>2-</w:t>
-      </w:r>
-      <w:r>
-        <w:rPr>
-          <w:rFonts w:ascii="Times New Roman" w:hAnsi="Times New Roman" w:eastAsia="Times New Roman" w:cs="Times New Roman"/>
-        </w:rPr>
-        <w:t>、NO</w:t>
-      </w:r>
-      <w:r>
-        <w:rPr>
-          <w:rFonts w:ascii="Times New Roman" w:hAnsi="Times New Roman" w:eastAsia="Times New Roman" w:cs="Times New Roman"/>
-          <w:vertAlign w:val="subscript"/>
-        </w:rPr>
-        <w:t>3</w:t>
-      </w:r>
-      <w:r>
-        <w:rPr>
-          <w:rFonts w:ascii="Times New Roman" w:hAnsi="Times New Roman" w:eastAsia="Times New Roman" w:cs="Times New Roman"/>
-          <w:vertAlign w:val="superscript"/>
-        </w:rPr>
-        <w:t>-</w:t>
-      </w:r>
+        <w:t xml:space="preserve"> </w:t>
+      </w:r>
+      <m:oMath>
+        <m:r>
+          <m:t>S</m:t>
+        </m:r>
+        <m:sSubSup>
+          <m:e>
+            <m:r>
+              <m:t>O</m:t>
+            </m:r>
+          </m:e>
+          <m:sub>
+            <m:r>
+              <m:t>3</m:t>
+            </m:r>
+          </m:sub>
+          <m:sup>
+            <m:r>
+              <m:t>2</m:t>
+            </m:r>
+            <m:r>
+              <m:rPr>
+                <m:sty m:val="p"/>
+              </m:rPr>
+              <m:t>−</m:t>
+            </m:r>
+          </m:sup>
+        </m:sSubSup>
+      </m:oMath>
+      <w:r>
+        <w:rPr>
+          <w:rFonts w:ascii="Times New Roman" w:hAnsi="Times New Roman" w:eastAsia="Times New Roman" w:cs="Times New Roman"/>
+        </w:rPr>
+        <w:t xml:space="preserve">、</w:t>
+      </w:r>
+      <m:oMath>
+        <m:r>
+          <m:t>N</m:t>
+        </m:r>
+        <m:sSubSup>
+          <m:e>
+            <m:r>
+              <m:t>O</m:t>
+            </m:r>
+          </m:e>
+          <m:sub>
+            <m:r>
+              <m:t>3</m:t>
+            </m:r>
+          </m:sub>
+          <m:sup>
+            <m:r>
+              <m:rPr>
+                <m:sty m:val="p"/>
+              </m:rPr>
+              <m:t>−</m:t>
+            </m:r>
+          </m:sup>
+        </m:sSubSup>
+      </m:oMath>
     </w:p>
     <w:p>
       <w:pPr>
@@ -26377,7 +27157,7 @@
     <ns0:name ns0:val="Verbatim Char"/>
     <ns0:basedOn ns0:val="BodyTextChar"/>
     <ns0:rPr>
-      <ns0:rFonts ns0:ascii="Times New Roman" ns0:cs="Times New Roman" ns0:eastAsia="FangSong" ns0:hAnsi="Times New Roman"/>
+      <ns0:rFonts ns0:ascii="SimSun" ns0:cs="SimSun" ns0:eastAsia="SimSun" ns0:hAnsi="SimSun"/>
       <ns0:b ns0:val="0"/>
       <ns0:sz ns0:val="20"/>
     </ns0:rPr>
@@ -26439,7 +27219,7 @@
       <w:wordWrap w:val="off"/>
     </w:pPr>
     <ns0:rPr>
-      <w:rFonts ns0:ascii="Times New Roman" ns0:hAnsi="Times New Roman" ns0:eastAsia="FangSong" ns0:cs="Times New Roman"/>
+      <w:rFonts ns0:ascii="SimSun" ns0:hAnsi="SimSun" ns0:eastAsia="SimSun" ns0:cs="SimSun"/>
     </ns0:rPr>
   </w:style>
   <w:style w:type="character" w:customStyle="1" w:styleId="KeywordTok">

--- a/00-首页/题组Word/专项卷/二分册/专项卷III-教师版.docx
+++ b/00-首页/题组Word/专项卷/二分册/专项卷III-教师版.docx
@@ -111,6 +111,8 @@
     <w:p>
       <w:pPr>
         <w:pStyle w:val="FirstParagraph"/>
+        <w:ind w:left="480" w:hanging="480"/>
+        <w:spacing w:after="0"/>
       </w:pPr>
       <w:r>
         <w:rPr>
@@ -447,6 +449,13 @@
         </w:rPr>
         <w:t xml:space="preserve"> </w:t>
       </w:r>
+    </w:p>
+    <w:p>
+      <w:pPr>
+        <w:pStyle w:val="FirstParagraph"/>
+        <w:ind w:left="480" w:hanging="480"/>
+        <w:spacing w:before="0" w:after="0"/>
+      </w:pPr>
       <w:r>
         <w:rPr>
           <w:rFonts w:ascii="Times New Roman" w:hAnsi="Times New Roman" w:eastAsia="Times New Roman" w:cs="Times New Roman"/>
@@ -726,6 +735,13 @@
         </w:rPr>
         <w:t xml:space="preserve"> </w:t>
       </w:r>
+    </w:p>
+    <w:p>
+      <w:pPr>
+        <w:pStyle w:val="FirstParagraph"/>
+        <w:ind w:left="480" w:hanging="480"/>
+        <w:spacing w:before="0" w:after="0"/>
+      </w:pPr>
       <w:r>
         <w:rPr>
           <w:rFonts w:ascii="Times New Roman" w:hAnsi="Times New Roman" w:eastAsia="Times New Roman" w:cs="Times New Roman"/>
@@ -999,6 +1015,13 @@
         </w:rPr>
         <w:t xml:space="preserve"> </w:t>
       </w:r>
+    </w:p>
+    <w:p>
+      <w:pPr>
+        <w:pStyle w:val="FirstParagraph"/>
+        <w:ind w:left="480" w:hanging="480"/>
+        <w:spacing w:before="0" w:after="0"/>
+      </w:pPr>
       <w:r>
         <w:rPr>
           <w:rFonts w:ascii="Times New Roman" w:hAnsi="Times New Roman" w:eastAsia="Times New Roman" w:cs="Times New Roman"/>
@@ -1452,6 +1475,13 @@
         </w:rPr>
         <w:t xml:space="preserve"> </w:t>
       </w:r>
+    </w:p>
+    <w:p>
+      <w:pPr>
+        <w:pStyle w:val="FirstParagraph"/>
+        <w:ind w:left="480" w:hanging="480"/>
+        <w:spacing w:before="0" w:after="180"/>
+      </w:pPr>
       <w:r>
         <w:rPr>
           <w:rFonts w:ascii="Times New Roman" w:hAnsi="Times New Roman" w:eastAsia="Times New Roman" w:cs="Times New Roman"/>
@@ -3541,7 +3571,7 @@
         </w:rPr>
         <w:drawing>
           <wp:inline>
-            <wp:extent cx="3240000" cy="2972476"/>
+            <wp:extent cx="3240000" cy="2924338"/>
             <wp:effectExtent b="0" l="0" r="0" t="0"/>
             <wp:docPr descr="" title="" id="14" name="Picture"/>
             <a:graphic>
@@ -3562,7 +3592,7 @@
                   <pic:spPr bwMode="auto">
                     <a:xfrm>
                       <a:off x="0" y="0"/>
-                      <a:ext cx="3240000" cy="2972476"/>
+                      <a:ext cx="3240000" cy="2924338"/>
                     </a:xfrm>
                     <a:prstGeom prst="rect">
                       <a:avLst/>
@@ -6613,6 +6643,8 @@
     <w:p>
       <w:pPr>
         <w:pStyle w:val="BodyText"/>
+        <w:ind w:left="480" w:hanging="480"/>
+        <w:spacing w:after="0"/>
       </w:pPr>
       <w:r>
         <w:rPr>
@@ -6630,7 +6662,46 @@
         <w:rPr>
           <w:rFonts w:hint="eastAsia" w:ascii="Times New Roman" w:hAnsi="Times New Roman" w:eastAsia="Times New Roman" w:cs="Times New Roman"/>
         </w:rPr>
-        <w:t>，n(A):n(B):n(C)</w:t>
+        <w:t>，n</w:t>
+      </w:r>
+    </w:p>
+    <w:p>
+      <w:pPr>
+        <w:pStyle w:val="BodyText"/>
+        <w:ind w:left="480" w:hanging="480"/>
+        <w:spacing w:before="0" w:after="0"/>
+      </w:pPr>
+      <w:r>
+        <w:rPr>
+          <w:rFonts w:hint="eastAsia" w:ascii="Times New Roman" w:hAnsi="Times New Roman" w:eastAsia="Times New Roman" w:cs="Times New Roman"/>
+        </w:rPr>
+        <w:t>(A):n</w:t>
+      </w:r>
+    </w:p>
+    <w:p>
+      <w:pPr>
+        <w:pStyle w:val="BodyText"/>
+        <w:ind w:left="480" w:hanging="480"/>
+        <w:spacing w:before="0" w:after="0"/>
+      </w:pPr>
+      <w:r>
+        <w:rPr>
+          <w:rFonts w:hint="eastAsia" w:ascii="Times New Roman" w:hAnsi="Times New Roman" w:eastAsia="Times New Roman" w:cs="Times New Roman"/>
+        </w:rPr>
+        <w:t>(B):n</w:t>
+      </w:r>
+    </w:p>
+    <w:p>
+      <w:pPr>
+        <w:pStyle w:val="BodyText"/>
+        <w:ind w:left="480" w:hanging="480"/>
+        <w:spacing w:before="0" w:after="180"/>
+      </w:pPr>
+      <w:r>
+        <w:rPr>
+          <w:rFonts w:hint="eastAsia" w:ascii="Times New Roman" w:hAnsi="Times New Roman" w:eastAsia="Times New Roman" w:cs="Times New Roman"/>
+        </w:rPr>
+        <w:t>(C)</w:t>
       </w:r>
       <w:r>
         <w:rPr>
@@ -8076,7 +8147,7 @@
         </w:rPr>
         <w:drawing>
           <wp:inline>
-            <wp:extent cx="2971800" cy="2476500"/>
+            <wp:extent cx="2971800" cy="2413000"/>
             <wp:effectExtent b="0" l="0" r="0" t="0"/>
             <wp:docPr descr="" title="" id="28" name="Picture"/>
             <a:graphic>
@@ -8097,7 +8168,7 @@
                   <pic:spPr bwMode="auto">
                     <a:xfrm>
                       <a:off x="0" y="0"/>
-                      <a:ext cx="2971800" cy="2476500"/>
+                      <a:ext cx="2971800" cy="2413000"/>
                     </a:xfrm>
                     <a:prstGeom prst="rect">
                       <a:avLst/>
@@ -9233,7 +9304,7 @@
         </w:rPr>
         <w:drawing>
           <wp:inline>
-            <wp:extent cx="3600000" cy="1850467"/>
+            <wp:extent cx="3600000" cy="1825234"/>
             <wp:effectExtent b="0" l="0" r="0" t="0"/>
             <wp:docPr descr="" title="" id="36" name="Picture"/>
             <a:graphic>
@@ -9254,7 +9325,7 @@
                   <pic:spPr bwMode="auto">
                     <a:xfrm>
                       <a:off x="0" y="0"/>
-                      <a:ext cx="3600000" cy="1850467"/>
+                      <a:ext cx="3600000" cy="1825234"/>
                     </a:xfrm>
                     <a:prstGeom prst="rect">
                       <a:avLst/>
@@ -15629,7 +15700,7 @@
         </w:rPr>
         <w:drawing>
           <wp:inline>
-            <wp:extent cx="3600000" cy="1516981"/>
+            <wp:extent cx="3600000" cy="1494340"/>
             <wp:effectExtent b="0" l="0" r="0" t="0"/>
             <wp:docPr descr="" title="" id="52" name="Picture"/>
             <a:graphic>
@@ -15650,7 +15721,7 @@
                   <pic:spPr bwMode="auto">
                     <a:xfrm>
                       <a:off x="0" y="0"/>
-                      <a:ext cx="3600000" cy="1516981"/>
+                      <a:ext cx="3600000" cy="1494340"/>
                     </a:xfrm>
                     <a:prstGeom prst="rect">
                       <a:avLst/>
@@ -16188,7 +16259,7 @@
         </w:rPr>
         <w:drawing>
           <wp:inline>
-            <wp:extent cx="1800000" cy="3109090"/>
+            <wp:extent cx="1571628" cy="3109090"/>
             <wp:effectExtent b="0" l="0" r="0" t="0"/>
             <wp:docPr descr="" title="" id="60" name="Picture"/>
             <a:graphic>
@@ -16209,7 +16280,7 @@
                   <pic:spPr bwMode="auto">
                     <a:xfrm>
                       <a:off x="0" y="0"/>
-                      <a:ext cx="1800000" cy="3109090"/>
+                      <a:ext cx="1571628" cy="3109090"/>
                     </a:xfrm>
                     <a:prstGeom prst="rect">
                       <a:avLst/>
@@ -16240,7 +16311,7 @@
         </w:rPr>
         <w:drawing>
           <wp:inline>
-            <wp:extent cx="2197100" cy="2374900"/>
+            <wp:extent cx="2113922" cy="2374900"/>
             <wp:effectExtent b="0" l="0" r="0" t="0"/>
             <wp:docPr descr="" title="" id="63" name="Picture"/>
             <a:graphic>
@@ -16261,7 +16332,7 @@
                   <pic:spPr bwMode="auto">
                     <a:xfrm>
                       <a:off x="0" y="0"/>
-                      <a:ext cx="2197100" cy="2374900"/>
+                      <a:ext cx="2113922" cy="2374900"/>
                     </a:xfrm>
                     <a:prstGeom prst="rect">
                       <a:avLst/>
@@ -16292,7 +16363,7 @@
         </w:rPr>
         <w:drawing>
           <wp:inline>
-            <wp:extent cx="3048000" cy="2451100"/>
+            <wp:extent cx="3048000" cy="2407004"/>
             <wp:effectExtent b="0" l="0" r="0" t="0"/>
             <wp:docPr descr="" title="" id="66" name="Picture"/>
             <a:graphic>
@@ -16313,7 +16384,7 @@
                   <pic:spPr bwMode="auto">
                     <a:xfrm>
                       <a:off x="0" y="0"/>
-                      <a:ext cx="3048000" cy="2451100"/>
+                      <a:ext cx="3048000" cy="2407004"/>
                     </a:xfrm>
                     <a:prstGeom prst="rect">
                       <a:avLst/>
@@ -16344,7 +16415,7 @@
         </w:rPr>
         <w:drawing>
           <wp:inline>
-            <wp:extent cx="1536700" cy="3429000"/>
+            <wp:extent cx="1500996" cy="3429000"/>
             <wp:effectExtent b="0" l="0" r="0" t="0"/>
             <wp:docPr descr="" title="" id="69" name="Picture"/>
             <a:graphic>
@@ -16365,7 +16436,7 @@
                   <pic:spPr bwMode="auto">
                     <a:xfrm>
                       <a:off x="0" y="0"/>
-                      <a:ext cx="1536700" cy="3429000"/>
+                      <a:ext cx="1500996" cy="3429000"/>
                     </a:xfrm>
                     <a:prstGeom prst="rect">
                       <a:avLst/>
@@ -16448,7 +16519,7 @@
         </w:rPr>
         <w:drawing>
           <wp:inline>
-            <wp:extent cx="2019300" cy="2374900"/>
+            <wp:extent cx="2019300" cy="2360221"/>
             <wp:effectExtent b="0" l="0" r="0" t="0"/>
             <wp:docPr descr="" title="" id="75" name="Picture"/>
             <a:graphic>
@@ -16469,7 +16540,7 @@
                   <pic:spPr bwMode="auto">
                     <a:xfrm>
                       <a:off x="0" y="0"/>
-                      <a:ext cx="2019300" cy="2374900"/>
+                      <a:ext cx="2019300" cy="2360221"/>
                     </a:xfrm>
                     <a:prstGeom prst="rect">
                       <a:avLst/>
@@ -18729,7 +18800,7 @@
         </w:rPr>
         <w:drawing>
           <wp:inline>
-            <wp:extent cx="1714500" cy="1422400"/>
+            <wp:extent cx="1709615" cy="1422400"/>
             <wp:effectExtent b="0" l="0" r="0" t="0"/>
             <wp:docPr descr="" title="" id="89" name="Picture"/>
             <a:graphic>
@@ -18750,7 +18821,7 @@
                   <pic:spPr bwMode="auto">
                     <a:xfrm>
                       <a:off x="0" y="0"/>
-                      <a:ext cx="1714500" cy="1422400"/>
+                      <a:ext cx="1709615" cy="1422400"/>
                     </a:xfrm>
                     <a:prstGeom prst="rect">
                       <a:avLst/>
@@ -18798,7 +18869,7 @@
         </w:rPr>
         <w:drawing>
           <wp:inline>
-            <wp:extent cx="2235200" cy="1422400"/>
+            <wp:extent cx="2235200" cy="1380565"/>
             <wp:effectExtent b="0" l="0" r="0" t="0"/>
             <wp:docPr descr="" title="" id="92" name="Picture"/>
             <a:graphic>
@@ -18819,7 +18890,7 @@
                   <pic:spPr bwMode="auto">
                     <a:xfrm>
                       <a:off x="0" y="0"/>
-                      <a:ext cx="2235200" cy="1422400"/>
+                      <a:ext cx="2235200" cy="1380565"/>
                     </a:xfrm>
                     <a:prstGeom prst="rect">
                       <a:avLst/>
@@ -18867,7 +18938,7 @@
         </w:rPr>
         <w:drawing>
           <wp:inline>
-            <wp:extent cx="3225800" cy="1397000"/>
+            <wp:extent cx="3225800" cy="1333500"/>
             <wp:effectExtent b="0" l="0" r="0" t="0"/>
             <wp:docPr descr="" title="" id="95" name="Picture"/>
             <a:graphic>
@@ -18888,7 +18959,7 @@
                   <pic:spPr bwMode="auto">
                     <a:xfrm>
                       <a:off x="0" y="0"/>
-                      <a:ext cx="3225800" cy="1397000"/>
+                      <a:ext cx="3225800" cy="1333500"/>
                     </a:xfrm>
                     <a:prstGeom prst="rect">
                       <a:avLst/>
@@ -18936,7 +19007,7 @@
         </w:rPr>
         <w:drawing>
           <wp:inline>
-            <wp:extent cx="3600000" cy="1185498"/>
+            <wp:extent cx="3600000" cy="1156364"/>
             <wp:effectExtent b="0" l="0" r="0" t="0"/>
             <wp:docPr descr="" title="" id="98" name="Picture"/>
             <a:graphic>
@@ -18957,7 +19028,7 @@
                   <pic:spPr bwMode="auto">
                     <a:xfrm>
                       <a:off x="0" y="0"/>
-                      <a:ext cx="3600000" cy="1185498"/>
+                      <a:ext cx="3600000" cy="1156364"/>
                     </a:xfrm>
                     <a:prstGeom prst="rect">
                       <a:avLst/>
@@ -19005,7 +19076,7 @@
         </w:rPr>
         <w:drawing>
           <wp:inline>
-            <wp:extent cx="3600000" cy="978640"/>
+            <wp:extent cx="3600000" cy="961165"/>
             <wp:effectExtent b="0" l="0" r="0" t="0"/>
             <wp:docPr descr="" title="" id="101" name="Picture"/>
             <a:graphic>
@@ -19026,7 +19097,7 @@
                   <pic:spPr bwMode="auto">
                     <a:xfrm>
                       <a:off x="0" y="0"/>
-                      <a:ext cx="3600000" cy="978640"/>
+                      <a:ext cx="3600000" cy="961165"/>
                     </a:xfrm>
                     <a:prstGeom prst="rect">
                       <a:avLst/>

--- a/00-首页/题组Word/专项卷/二分册/专项卷III-教师版.docx
+++ b/00-首页/题组Word/专项卷/二分册/专项卷III-教师版.docx
@@ -23152,7 +23152,7 @@
                 </m:e>
                 <m:lim>
                   <m:r>
-                    <m:t>​</m:t>
+                    <m:t xml:space="preserve"> </m:t>
                   </m:r>
                 </m:lim>
               </m:limUpp>
@@ -23320,7 +23320,7 @@
                 </m:e>
                 <m:lim>
                   <m:r>
-                    <m:t>​</m:t>
+                    <m:t xml:space="preserve"> </m:t>
                   </m:r>
                 </m:lim>
               </m:limUpp>

--- a/00-首页/题组Word/专项卷/二分册/专项卷III-教师版.docx
+++ b/00-首页/题组Word/专项卷/二分册/专项卷III-教师版.docx
@@ -111,8 +111,8 @@
     <w:p>
       <w:pPr>
         <w:pStyle w:val="FirstParagraph"/>
+        <w:spacing w:before="0" w:after="0"/>
         <w:ind w:left="480" w:hanging="480"/>
-        <w:spacing w:after="0"/>
       </w:pPr>
       <w:r>
         <w:rPr>
@@ -453,8 +453,8 @@
     <w:p>
       <w:pPr>
         <w:pStyle w:val="FirstParagraph"/>
+        <w:spacing w:before="0" w:after="0"/>
         <w:ind w:left="480" w:hanging="480"/>
-        <w:spacing w:before="0" w:after="0"/>
       </w:pPr>
       <w:r>
         <w:rPr>
@@ -739,8 +739,8 @@
     <w:p>
       <w:pPr>
         <w:pStyle w:val="FirstParagraph"/>
+        <w:spacing w:before="0" w:after="0"/>
         <w:ind w:left="480" w:hanging="480"/>
-        <w:spacing w:before="0" w:after="0"/>
       </w:pPr>
       <w:r>
         <w:rPr>
@@ -1019,8 +1019,8 @@
     <w:p>
       <w:pPr>
         <w:pStyle w:val="FirstParagraph"/>
+        <w:spacing w:before="0" w:after="0"/>
         <w:ind w:left="480" w:hanging="480"/>
-        <w:spacing w:before="0" w:after="0"/>
       </w:pPr>
       <w:r>
         <w:rPr>
@@ -1479,8 +1479,8 @@
     <w:p>
       <w:pPr>
         <w:pStyle w:val="FirstParagraph"/>
+        <w:spacing w:before="0" w:after="0"/>
         <w:ind w:left="480" w:hanging="480"/>
-        <w:spacing w:before="0" w:after="180"/>
       </w:pPr>
       <w:r>
         <w:rPr>
@@ -2369,6 +2369,7 @@
     <w:p>
       <w:pPr>
         <w:pStyle w:val="BodyText"/>
+        <w:spacing w:before="0" w:after="0"/>
       </w:pPr>
       <w:r>
         <w:rPr>
@@ -2519,6 +2520,7 @@
     <w:p>
       <w:pPr>
         <w:pStyle w:val="BodyText"/>
+        <w:spacing w:before="0" w:after="0"/>
       </w:pPr>
       <w:r>
         <w:rPr>
@@ -2693,6 +2695,7 @@
     <w:p>
       <w:pPr>
         <w:pStyle w:val="BodyText"/>
+        <w:spacing w:before="0" w:after="0"/>
       </w:pPr>
       <w:r>
         <w:rPr>
@@ -2722,6 +2725,7 @@
     <w:p>
       <w:pPr>
         <w:pStyle w:val="BodyText"/>
+        <w:spacing w:before="0" w:after="0"/>
       </w:pPr>
       <w:r>
         <w:rPr>
@@ -3277,6 +3281,7 @@
     <w:p>
       <w:pPr>
         <w:pStyle w:val="BodyText"/>
+        <w:spacing w:before="0" w:after="0"/>
       </w:pPr>
       <w:r>
         <w:rPr>
@@ -3376,6 +3381,7 @@
     <w:p>
       <w:pPr>
         <w:pStyle w:val="BodyText"/>
+        <w:spacing w:before="0" w:after="0"/>
       </w:pPr>
       <w:r>
         <w:rPr>
@@ -3417,6 +3423,7 @@
     <w:p>
       <w:pPr>
         <w:pStyle w:val="BodyText"/>
+        <w:spacing w:before="0" w:after="0"/>
       </w:pPr>
       <w:r>
         <w:rPr>
@@ -3475,6 +3482,7 @@
     <w:p>
       <w:pPr>
         <w:pStyle w:val="BodyText"/>
+        <w:spacing w:before="0" w:after="0"/>
       </w:pPr>
       <w:r>
         <w:rPr>
@@ -3763,6 +3771,14 @@
       <w:tblPr>
         <w:tblStyle w:val="Table"/>
         <w:tblW w:type="auto" w:w="0"/>
+        <w:tblBorders>
+          <w:top w:val="single" w:sz="12" w:space="0" w:color="000000"/>
+          <w:left w:val="none" w:sz="0" w:space="0" w:color="auto"/>
+          <w:bottom w:val="single" w:sz="12" w:space="0" w:color="000000"/>
+          <w:right w:val="none" w:sz="0" w:space="0" w:color="auto"/>
+          <w:insideH w:val="none" w:sz="0" w:space="0" w:color="auto"/>
+          <w:insideV w:val="none" w:sz="0" w:space="0" w:color="auto"/>
+        </w:tblBorders>
         <w:tblLook w:firstRow="1" w:lastRow="0" w:firstColumn="0" w:lastColumn="0" w:noHBand="0" w:noVBand="0" w:val="0020"/>
       </w:tblPr>
       <w:tblGrid>
@@ -3778,7 +3794,11 @@
           <w:tblHeader w:val="on"/>
         </w:trPr>
         <w:tc>
-          <w:tcPr/>
+          <w:tcPr>
+            <w:tcBorders>
+              <w:bottom w:val="single" w:sz="8" w:space="0" w:color="000000"/>
+            </w:tcBorders>
+          </w:tcPr>
           <w:p>
             <w:pPr>
               <w:pStyle w:val="Compact"/>
@@ -3794,7 +3814,11 @@
           </w:p>
         </w:tc>
         <w:tc>
-          <w:tcPr/>
+          <w:tcPr>
+            <w:tcBorders>
+              <w:bottom w:val="single" w:sz="8" w:space="0" w:color="000000"/>
+            </w:tcBorders>
+          </w:tcPr>
           <w:p>
             <w:pPr>
               <w:pStyle w:val="Compact"/>
@@ -3810,7 +3834,11 @@
           </w:p>
         </w:tc>
         <w:tc>
-          <w:tcPr/>
+          <w:tcPr>
+            <w:tcBorders>
+              <w:bottom w:val="single" w:sz="8" w:space="0" w:color="000000"/>
+            </w:tcBorders>
+          </w:tcPr>
           <w:p>
             <w:pPr>
               <w:pStyle w:val="Compact"/>
@@ -3826,7 +3854,11 @@
           </w:p>
         </w:tc>
         <w:tc>
-          <w:tcPr/>
+          <w:tcPr>
+            <w:tcBorders>
+              <w:bottom w:val="single" w:sz="8" w:space="0" w:color="000000"/>
+            </w:tcBorders>
+          </w:tcPr>
           <w:p>
             <w:pPr>
               <w:pStyle w:val="Compact"/>
@@ -3842,7 +3874,11 @@
           </w:p>
         </w:tc>
         <w:tc>
-          <w:tcPr/>
+          <w:tcPr>
+            <w:tcBorders>
+              <w:bottom w:val="single" w:sz="8" w:space="0" w:color="000000"/>
+            </w:tcBorders>
+          </w:tcPr>
           <w:p>
             <w:pPr>
               <w:pStyle w:val="Compact"/>
@@ -3858,7 +3894,11 @@
           </w:p>
         </w:tc>
         <w:tc>
-          <w:tcPr/>
+          <w:tcPr>
+            <w:tcBorders>
+              <w:bottom w:val="single" w:sz="8" w:space="0" w:color="000000"/>
+            </w:tcBorders>
+          </w:tcPr>
           <w:p>
             <w:pPr>
               <w:pStyle w:val="Compact"/>
@@ -6626,6 +6666,7 @@
     <w:p>
       <w:pPr>
         <w:pStyle w:val="BodyText"/>
+        <w:spacing w:before="0" w:after="0"/>
       </w:pPr>
       <w:r>
         <w:rPr>
@@ -6643,8 +6684,8 @@
     <w:p>
       <w:pPr>
         <w:pStyle w:val="BodyText"/>
+        <w:spacing w:before="0" w:after="0"/>
         <w:ind w:left="480" w:hanging="480"/>
-        <w:spacing w:after="0"/>
       </w:pPr>
       <w:r>
         <w:rPr>
@@ -6668,8 +6709,8 @@
     <w:p>
       <w:pPr>
         <w:pStyle w:val="BodyText"/>
+        <w:spacing w:before="0" w:after="0"/>
         <w:ind w:left="480" w:hanging="480"/>
-        <w:spacing w:before="0" w:after="0"/>
       </w:pPr>
       <w:r>
         <w:rPr>
@@ -6681,8 +6722,8 @@
     <w:p>
       <w:pPr>
         <w:pStyle w:val="BodyText"/>
+        <w:spacing w:before="0" w:after="0"/>
         <w:ind w:left="480" w:hanging="480"/>
-        <w:spacing w:before="0" w:after="0"/>
       </w:pPr>
       <w:r>
         <w:rPr>
@@ -6694,8 +6735,8 @@
     <w:p>
       <w:pPr>
         <w:pStyle w:val="BodyText"/>
+        <w:spacing w:before="0" w:after="0"/>
         <w:ind w:left="480" w:hanging="480"/>
-        <w:spacing w:before="0" w:after="180"/>
       </w:pPr>
       <w:r>
         <w:rPr>
@@ -6725,6 +6766,7 @@
     <w:p>
       <w:pPr>
         <w:pStyle w:val="BodyText"/>
+        <w:spacing w:before="0" w:after="0"/>
       </w:pPr>
       <w:r>
         <w:rPr>
@@ -6766,6 +6808,7 @@
     <w:p>
       <w:pPr>
         <w:pStyle w:val="BodyText"/>
+        <w:spacing w:before="0" w:after="0"/>
       </w:pPr>
       <w:r>
         <w:rPr>
@@ -11903,6 +11946,7 @@
     <w:p>
       <w:pPr>
         <w:pStyle w:val="BodyText"/>
+        <w:spacing w:before="0" w:after="0"/>
       </w:pPr>
       <w:r>
         <w:rPr>
@@ -11920,6 +11964,7 @@
     <w:p>
       <w:pPr>
         <w:pStyle w:val="BodyText"/>
+        <w:spacing w:before="0" w:after="0"/>
       </w:pPr>
       <w:r>
         <w:rPr>
@@ -11956,6 +12001,7 @@
     <w:p>
       <w:pPr>
         <w:pStyle w:val="BodyText"/>
+        <w:spacing w:before="0" w:after="0"/>
       </w:pPr>
       <w:r>
         <w:rPr>
@@ -11973,6 +12019,7 @@
     <w:p>
       <w:pPr>
         <w:pStyle w:val="BodyText"/>
+        <w:spacing w:before="0" w:after="0"/>
       </w:pPr>
       <w:r>
         <w:rPr>
@@ -12352,6 +12399,7 @@
     <w:p>
       <w:pPr>
         <w:pStyle w:val="FirstParagraph"/>
+        <w:spacing w:before="0" w:after="0"/>
       </w:pPr>
       <w:r>
         <w:rPr>
@@ -24187,6 +24235,7 @@
     <w:p>
       <w:pPr>
         <w:pStyle w:val="BodyText"/>
+        <w:spacing w:before="0" w:after="0"/>
       </w:pPr>
       <w:r>
         <w:rPr>
@@ -24290,6 +24339,7 @@
     <w:p>
       <w:pPr>
         <w:pStyle w:val="BodyText"/>
+        <w:spacing w:before="0" w:after="0"/>
       </w:pPr>
       <w:r>
         <w:rPr>
@@ -24375,6 +24425,7 @@
     <w:p>
       <w:pPr>
         <w:pStyle w:val="BodyText"/>
+        <w:spacing w:before="0" w:after="0"/>
       </w:pPr>
       <w:r>
         <w:rPr>
@@ -24447,6 +24498,7 @@
     <w:p>
       <w:pPr>
         <w:pStyle w:val="BodyText"/>
+        <w:spacing w:before="0" w:after="0"/>
       </w:pPr>
       <w:r>
         <w:rPr>
@@ -26625,7 +26677,7 @@
     <ns0:rPr>
       <ns0:rFonts ns0:ascii="Times New Roman" ns0:cs="Times New Roman" ns0:eastAsia="SimHei" ns0:hAnsi="Times New Roman"/>
       <ns0:b/>
-      <ns0:color ns0:val="17324D"/>
+      <ns0:color ns0:val="000000"/>
       <ns0:sz ns0:val="44"/>
       <ns0:szCs ns0:val="56"/>
     </ns0:rPr>
@@ -26767,7 +26819,7 @@
     <ns0:rPr>
       <ns0:rFonts ns0:ascii="Times New Roman" ns0:cs="Times New Roman" ns0:eastAsia="SimHei" ns0:hAnsi="Times New Roman"/>
       <ns0:b/>
-      <ns0:color ns0:val="17324D"/>
+      <ns0:color ns0:val="000000"/>
       <ns0:sz ns0:val="32"/>
       <ns0:szCs ns0:val="40"/>
     </ns0:rPr>
@@ -26791,7 +26843,7 @@
     <ns0:rPr>
       <ns0:rFonts ns0:ascii="Times New Roman" ns0:cs="Times New Roman" ns0:eastAsia="SimHei" ns0:hAnsi="Times New Roman"/>
       <ns0:b/>
-      <ns0:color ns0:val="17324D"/>
+      <ns0:color ns0:val="000000"/>
       <ns0:sz ns0:val="28"/>
       <ns0:szCs ns0:val="32"/>
     </ns0:rPr>
@@ -26815,7 +26867,7 @@
     <ns0:rPr>
       <ns0:rFonts ns0:ascii="Times New Roman" ns0:cs="Times New Roman" ns0:eastAsia="SimHei" ns0:hAnsi="Times New Roman"/>
       <ns0:b/>
-      <ns0:color ns0:val="17324D"/>
+      <ns0:color ns0:val="000000"/>
       <ns0:sz ns0:val="25"/>
       <ns0:szCs ns0:val="28"/>
     </ns0:rPr>
